--- a/Entregables/Formato 5 Evaluación tutor académico.docx
+++ b/Entregables/Formato 5 Evaluación tutor académico.docx
@@ -1,13 +1,13 @@
 
 <file path=word/document.xml><?xml version="1.0" encoding="utf-8"?>
-<w:document xmlns:ve="http://schemas.openxmlformats.org/markup-compatibility/2006" xmlns:o="urn:schemas-microsoft-com:office:office" xmlns:r="http://schemas.openxmlformats.org/officeDocument/2006/relationships" xmlns:m="http://schemas.openxmlformats.org/officeDocument/2006/math" xmlns:v="urn:schemas-microsoft-com:vml" xmlns:wp="http://schemas.openxmlformats.org/drawingml/2006/wordprocessingDrawing" xmlns:w10="urn:schemas-microsoft-com:office:word" xmlns:w="http://schemas.openxmlformats.org/wordprocessingml/2006/main" xmlns:wne="http://schemas.microsoft.com/office/word/2006/wordml">
+<w:document xmlns:wpc="http://schemas.microsoft.com/office/word/2010/wordprocessingCanvas" xmlns:cx="http://schemas.microsoft.com/office/drawing/2014/chartex" xmlns:cx1="http://schemas.microsoft.com/office/drawing/2015/9/8/chartex" xmlns:cx2="http://schemas.microsoft.com/office/drawing/2015/10/21/chartex" xmlns:cx3="http://schemas.microsoft.com/office/drawing/2016/5/9/chartex" xmlns:cx4="http://schemas.microsoft.com/office/drawing/2016/5/10/chartex" xmlns:cx5="http://schemas.microsoft.com/office/drawing/2016/5/11/chartex" xmlns:cx6="http://schemas.microsoft.com/office/drawing/2016/5/12/chartex" xmlns:cx7="http://schemas.microsoft.com/office/drawing/2016/5/13/chartex" xmlns:cx8="http://schemas.microsoft.com/office/drawing/2016/5/14/chartex" xmlns:mc="http://schemas.openxmlformats.org/markup-compatibility/2006" xmlns:aink="http://schemas.microsoft.com/office/drawing/2016/ink" xmlns:am3d="http://schemas.microsoft.com/office/drawing/2017/model3d" xmlns:o="urn:schemas-microsoft-com:office:office" xmlns:oel="http://schemas.microsoft.com/office/2019/extlst" xmlns:r="http://schemas.openxmlformats.org/officeDocument/2006/relationships" xmlns:m="http://schemas.openxmlformats.org/officeDocument/2006/math" xmlns:v="urn:schemas-microsoft-com:vml" xmlns:wp14="http://schemas.microsoft.com/office/word/2010/wordprocessingDrawing" xmlns:wp="http://schemas.openxmlformats.org/drawingml/2006/wordprocessingDrawing" xmlns:w10="urn:schemas-microsoft-com:office:word" xmlns:w="http://schemas.openxmlformats.org/wordprocessingml/2006/main" xmlns:w14="http://schemas.microsoft.com/office/word/2010/wordml" xmlns:w15="http://schemas.microsoft.com/office/word/2012/wordml" xmlns:w16cex="http://schemas.microsoft.com/office/word/2018/wordml/cex" xmlns:w16cid="http://schemas.microsoft.com/office/word/2016/wordml/cid" xmlns:w16="http://schemas.microsoft.com/office/word/2018/wordml" xmlns:w16du="http://schemas.microsoft.com/office/word/2023/wordml/word16du" xmlns:w16sdtdh="http://schemas.microsoft.com/office/word/2020/wordml/sdtdatahash" xmlns:w16sdtfl="http://schemas.microsoft.com/office/word/2024/wordml/sdtformatlock" xmlns:w16se="http://schemas.microsoft.com/office/word/2015/wordml/symex" xmlns:wpg="http://schemas.microsoft.com/office/word/2010/wordprocessingGroup" xmlns:wpi="http://schemas.microsoft.com/office/word/2010/wordprocessingInk" xmlns:wne="http://schemas.microsoft.com/office/word/2006/wordml" xmlns:wps="http://schemas.microsoft.com/office/word/2010/wordprocessingShape" mc:Ignorable="w14 w15 w16se w16cid w16 w16cex w16sdtdh w16sdtfl w16du wp14">
   <w:body>
     <w:p>
       <w:pPr>
         <w:pStyle w:val="Subttulo"/>
         <w:spacing w:after="0"/>
         <w:rPr>
-          <w:rStyle w:val="Textoennegrita"/>
+          <w:rStyle w:val="Fuerte"/>
           <w:rFonts w:ascii="Times New Roman" w:hAnsi="Times New Roman"/>
           <w:color w:val="000000" w:themeColor="text1"/>
           <w:sz w:val="22"/>
@@ -40,7 +40,7 @@
         <w:pStyle w:val="Subttulo"/>
         <w:spacing w:after="0"/>
         <w:rPr>
-          <w:rStyle w:val="Textoennegrita"/>
+          <w:rStyle w:val="Fuerte"/>
           <w:rFonts w:ascii="Times New Roman" w:hAnsi="Times New Roman"/>
           <w:color w:val="000000" w:themeColor="text1"/>
           <w:sz w:val="22"/>
@@ -50,7 +50,7 @@
       </w:pPr>
       <w:r>
         <w:rPr>
-          <w:rStyle w:val="Textoennegrita"/>
+          <w:rStyle w:val="Fuerte"/>
           <w:rFonts w:ascii="Times New Roman" w:hAnsi="Times New Roman"/>
           <w:color w:val="000000" w:themeColor="text1"/>
           <w:sz w:val="22"/>
@@ -61,7 +61,7 @@
       </w:r>
       <w:r>
         <w:rPr>
-          <w:rStyle w:val="Textoennegrita"/>
+          <w:rStyle w:val="Fuerte"/>
           <w:rFonts w:ascii="Times New Roman" w:hAnsi="Times New Roman"/>
           <w:color w:val="000000" w:themeColor="text1"/>
           <w:sz w:val="22"/>
@@ -72,7 +72,7 @@
       </w:r>
       <w:r>
         <w:rPr>
-          <w:rStyle w:val="Textoennegrita"/>
+          <w:rStyle w:val="Fuerte"/>
           <w:rFonts w:ascii="Times New Roman" w:hAnsi="Times New Roman"/>
           <w:color w:val="000000" w:themeColor="text1"/>
           <w:sz w:val="22"/>
@@ -87,7 +87,7 @@
         <w:pStyle w:val="Subttulo"/>
         <w:spacing w:after="0"/>
         <w:rPr>
-          <w:rStyle w:val="Textoennegrita"/>
+          <w:rStyle w:val="Fuerte"/>
           <w:rFonts w:ascii="Times New Roman" w:hAnsi="Times New Roman"/>
           <w:color w:val="000000" w:themeColor="text1"/>
           <w:sz w:val="10"/>
@@ -101,7 +101,7 @@
         <w:pStyle w:val="Subttulo"/>
         <w:spacing w:after="0"/>
         <w:rPr>
-          <w:rStyle w:val="Textoennegrita"/>
+          <w:rStyle w:val="Fuerte"/>
           <w:rFonts w:ascii="Times New Roman" w:hAnsi="Times New Roman"/>
           <w:color w:val="000000" w:themeColor="text1"/>
           <w:sz w:val="22"/>
@@ -111,7 +111,7 @@
       </w:pPr>
       <w:r>
         <w:rPr>
-          <w:rStyle w:val="Textoennegrita"/>
+          <w:rStyle w:val="Fuerte"/>
           <w:rFonts w:ascii="Times New Roman" w:hAnsi="Times New Roman"/>
           <w:color w:val="000000" w:themeColor="text1"/>
           <w:sz w:val="22"/>
@@ -122,7 +122,7 @@
       </w:r>
       <w:r>
         <w:rPr>
-          <w:rStyle w:val="Textoennegrita"/>
+          <w:rStyle w:val="Fuerte"/>
           <w:rFonts w:ascii="Times New Roman" w:hAnsi="Times New Roman"/>
           <w:color w:val="000000" w:themeColor="text1"/>
           <w:sz w:val="22"/>
@@ -133,7 +133,7 @@
       </w:r>
       <w:r>
         <w:rPr>
-          <w:rStyle w:val="Textoennegrita"/>
+          <w:rStyle w:val="Fuerte"/>
           <w:rFonts w:ascii="Times New Roman" w:hAnsi="Times New Roman"/>
           <w:color w:val="000000" w:themeColor="text1"/>
           <w:sz w:val="22"/>
@@ -144,7 +144,7 @@
       </w:r>
       <w:r>
         <w:rPr>
-          <w:rStyle w:val="Textoennegrita"/>
+          <w:rStyle w:val="Fuerte"/>
           <w:rFonts w:ascii="Times New Roman" w:hAnsi="Times New Roman"/>
           <w:color w:val="000000" w:themeColor="text1"/>
           <w:sz w:val="22"/>
@@ -155,7 +155,7 @@
       </w:r>
       <w:r>
         <w:rPr>
-          <w:rStyle w:val="Textoennegrita"/>
+          <w:rStyle w:val="Fuerte"/>
           <w:rFonts w:ascii="Times New Roman" w:hAnsi="Times New Roman"/>
           <w:color w:val="000000" w:themeColor="text1"/>
           <w:sz w:val="22"/>
@@ -193,7 +193,7 @@
           <w:szCs w:val="10"/>
           <w:lang w:val="es-EC" w:eastAsia="es-EC"/>
         </w:rPr>
-        <w:pict>
+        <w:pict w14:anchorId="73AB9ABD">
           <v:shapetype id="_x0000_t202" coordsize="21600,21600" o:spt="202" path="m,l,21600r21600,l21600,xe">
             <v:stroke joinstyle="miter"/>
             <v:path gradientshapeok="t" o:connecttype="rect"/>
@@ -216,7 +216,7 @@
           <w:szCs w:val="18"/>
           <w:lang w:val="es-EC" w:eastAsia="es-EC"/>
         </w:rPr>
-        <w:pict>
+        <w:pict w14:anchorId="195C3894">
           <v:shape id="_x0000_s1044" type="#_x0000_t202" style="position:absolute;left:0;text-align:left;margin-left:33.45pt;margin-top:7.8pt;width:22.5pt;height:14.25pt;z-index:251734016;visibility:visible;mso-width-relative:margin;mso-height-relative:margin" o:gfxdata="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">
             <v:textbox>
               <w:txbxContent>
@@ -343,7 +343,38 @@
           <w:szCs w:val="18"/>
           <w:lang w:val="es-ES"/>
         </w:rPr>
-        <w:pict>
+        <w:pict w14:anchorId="07CB3F8B">
+          <v:shape id="_x0000_s1047" type="#_x0000_t202" style="position:absolute;margin-left:34.95pt;margin-top:4.25pt;width:18.65pt;height:21.55pt;z-index:251736064" filled="f" stroked="f">
+            <v:textbox style="mso-next-textbox:#_x0000_s1047">
+              <w:txbxContent>
+                <w:p>
+                  <w:pPr>
+                    <w:rPr>
+                      <w:lang w:val="es-MX"/>
+                    </w:rPr>
+                  </w:pPr>
+                  <w:r>
+                    <w:rPr>
+                      <w:lang w:val="es-MX"/>
+                    </w:rPr>
+                    <w:t>x</w:t>
+                  </w:r>
+                </w:p>
+              </w:txbxContent>
+            </v:textbox>
+          </v:shape>
+        </w:pict>
+      </w:r>
+      <w:r>
+        <w:rPr>
+          <w:rFonts w:ascii="Times New Roman" w:hAnsi="Times New Roman"/>
+          <w:b/>
+          <w:noProof/>
+          <w:sz w:val="18"/>
+          <w:szCs w:val="18"/>
+          <w:lang w:val="es-ES"/>
+        </w:rPr>
+        <w:pict w14:anchorId="01F3393F">
           <v:shape id="_x0000_s1042" type="#_x0000_t202" style="position:absolute;margin-left:265.2pt;margin-top:8.8pt;width:22.5pt;height:14.25pt;z-index:251731968;visibility:visible;mso-width-relative:margin;mso-height-relative:margin" o:gfxdata="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">
             <v:textbox>
               <w:txbxContent>
@@ -362,11 +393,65 @@
           <w:szCs w:val="18"/>
           <w:lang w:val="es-ES"/>
         </w:rPr>
-        <w:pict>
+        <w:pict w14:anchorId="6AE7D131">
           <v:shape id="_x0000_s1041" type="#_x0000_t202" style="position:absolute;margin-left:33.45pt;margin-top:8.55pt;width:22.5pt;height:14.25pt;z-index:251730944;visibility:visible;mso-width-relative:margin;mso-height-relative:margin" o:gfxdata="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">
             <v:textbox>
               <w:txbxContent>
-                <w:p/>
+                <w:p>
+                  <w:r>
+                    <w:rPr>
+                      <w:noProof/>
+                    </w:rPr>
+                    <w:drawing>
+                      <wp:inline distT="0" distB="0" distL="0" distR="0" wp14:anchorId="30FC5DB2" wp14:editId="13B29FF3">
+                        <wp:extent cx="69215" cy="80010"/>
+                        <wp:effectExtent l="0" t="0" r="0" b="0"/>
+                        <wp:docPr id="419237353" name="Imagen 1"/>
+                        <wp:cNvGraphicFramePr>
+                          <a:graphicFrameLocks xmlns:a="http://schemas.openxmlformats.org/drawingml/2006/main" noChangeAspect="1"/>
+                        </wp:cNvGraphicFramePr>
+                        <a:graphic xmlns:a="http://schemas.openxmlformats.org/drawingml/2006/main">
+                          <a:graphicData uri="http://schemas.openxmlformats.org/drawingml/2006/picture">
+                            <pic:pic xmlns:pic="http://schemas.openxmlformats.org/drawingml/2006/picture">
+                              <pic:nvPicPr>
+                                <pic:cNvPr id="0" name="Picture 1"/>
+                                <pic:cNvPicPr>
+                                  <a:picLocks noChangeAspect="1" noChangeArrowheads="1"/>
+                                </pic:cNvPicPr>
+                              </pic:nvPicPr>
+                              <pic:blipFill>
+                                <a:blip r:embed="rId8">
+                                  <a:extLst>
+                                    <a:ext uri="{28A0092B-C50C-407E-A947-70E740481C1C}">
+                                      <a14:useLocalDpi xmlns:a14="http://schemas.microsoft.com/office/drawing/2010/main" val="0"/>
+                                    </a:ext>
+                                  </a:extLst>
+                                </a:blip>
+                                <a:srcRect/>
+                                <a:stretch>
+                                  <a:fillRect/>
+                                </a:stretch>
+                              </pic:blipFill>
+                              <pic:spPr bwMode="auto">
+                                <a:xfrm>
+                                  <a:off x="0" y="0"/>
+                                  <a:ext cx="69215" cy="80010"/>
+                                </a:xfrm>
+                                <a:prstGeom prst="rect">
+                                  <a:avLst/>
+                                </a:prstGeom>
+                                <a:noFill/>
+                                <a:ln>
+                                  <a:noFill/>
+                                </a:ln>
+                              </pic:spPr>
+                            </pic:pic>
+                          </a:graphicData>
+                        </a:graphic>
+                      </wp:inline>
+                    </w:drawing>
+                  </w:r>
+                </w:p>
               </w:txbxContent>
             </v:textbox>
           </v:shape>
@@ -468,7 +553,7 @@
           <w:szCs w:val="18"/>
           <w:lang w:val="es-ES"/>
         </w:rPr>
-        <w:pict>
+        <w:pict w14:anchorId="5A51448E">
           <v:shape id="_x0000_s1043" type="#_x0000_t202" style="position:absolute;margin-left:33.45pt;margin-top:8.55pt;width:22.5pt;height:14.25pt;z-index:251732992;visibility:visible;mso-width-relative:margin;mso-height-relative:margin" o:gfxdata="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">
             <v:textbox>
               <w:txbxContent>
@@ -578,14 +663,16 @@
           <w:b/>
           <w:sz w:val="18"/>
           <w:szCs w:val="18"/>
-        </w:rPr>
-      </w:pPr>
-      <w:r>
-        <w:rPr>
-          <w:rFonts w:ascii="Times New Roman" w:hAnsi="Times New Roman"/>
-          <w:b/>
-          <w:sz w:val="18"/>
-          <w:szCs w:val="18"/>
+          <w:lang w:val="pt-PT"/>
+        </w:rPr>
+      </w:pPr>
+      <w:r>
+        <w:rPr>
+          <w:rFonts w:ascii="Times New Roman" w:hAnsi="Times New Roman"/>
+          <w:b/>
+          <w:sz w:val="18"/>
+          <w:szCs w:val="18"/>
+          <w:lang w:val="pt-PT"/>
         </w:rPr>
         <w:t>CARRERA</w:t>
       </w:r>
@@ -595,6 +682,7 @@
           <w:b/>
           <w:sz w:val="20"/>
           <w:szCs w:val="20"/>
+          <w:lang w:val="pt-PT"/>
         </w:rPr>
         <w:t>:</w:t>
       </w:r>
@@ -604,17 +692,18 @@
           <w:b/>
           <w:sz w:val="18"/>
           <w:szCs w:val="18"/>
-        </w:rPr>
-        <w:t xml:space="preserve"> __________________________________________________________________________</w:t>
-      </w:r>
-      <w:r>
-        <w:rPr>
-          <w:rFonts w:ascii="Times New Roman" w:hAnsi="Times New Roman"/>
-          <w:b/>
-          <w:sz w:val="18"/>
-          <w:szCs w:val="18"/>
-        </w:rPr>
-        <w:t>_____</w:t>
+          <w:lang w:val="pt-PT"/>
+        </w:rPr>
+        <w:t xml:space="preserve"> </w:t>
+      </w:r>
+      <w:r>
+        <w:rPr>
+          <w:rFonts w:ascii="Times New Roman" w:hAnsi="Times New Roman"/>
+          <w:sz w:val="18"/>
+          <w:szCs w:val="18"/>
+          <w:lang w:val="pt-PT"/>
+        </w:rPr>
+        <w:t>Software</w:t>
       </w:r>
     </w:p>
     <w:p>
@@ -627,78 +716,9 @@
           <w:b/>
           <w:sz w:val="18"/>
           <w:szCs w:val="18"/>
-        </w:rPr>
-      </w:pPr>
-    </w:p>
-    <w:p>
-      <w:pPr>
-        <w:pStyle w:val="Textoindependiente"/>
-        <w:spacing w:line="360" w:lineRule="auto"/>
-        <w:jc w:val="left"/>
-        <w:rPr>
-          <w:rFonts w:ascii="Times New Roman" w:hAnsi="Times New Roman"/>
-          <w:b/>
-          <w:sz w:val="18"/>
-          <w:szCs w:val="18"/>
-        </w:rPr>
-      </w:pPr>
-      <w:r>
-        <w:rPr>
-          <w:rFonts w:ascii="Times New Roman" w:hAnsi="Times New Roman"/>
-          <w:b/>
-          <w:sz w:val="18"/>
-          <w:szCs w:val="18"/>
-        </w:rPr>
-        <w:t>PERIODO AC</w:t>
-      </w:r>
-      <w:r>
-        <w:rPr>
-          <w:rFonts w:ascii="Times New Roman" w:hAnsi="Times New Roman"/>
-          <w:b/>
-          <w:color w:val="000000" w:themeColor="text1"/>
-          <w:sz w:val="18"/>
-          <w:szCs w:val="18"/>
-        </w:rPr>
-        <w:t>AD</w:t>
-      </w:r>
-      <w:r>
-        <w:rPr>
-          <w:rFonts w:ascii="Times New Roman" w:hAnsi="Times New Roman"/>
-          <w:b/>
-          <w:color w:val="000000" w:themeColor="text1"/>
-          <w:sz w:val="18"/>
-          <w:szCs w:val="18"/>
-        </w:rPr>
-        <w:t>É</w:t>
-      </w:r>
-      <w:r>
-        <w:rPr>
-          <w:rFonts w:ascii="Times New Roman" w:hAnsi="Times New Roman"/>
-          <w:b/>
-          <w:color w:val="000000" w:themeColor="text1"/>
-          <w:sz w:val="18"/>
-          <w:szCs w:val="18"/>
-        </w:rPr>
-        <w:t>MI</w:t>
-      </w:r>
-      <w:r>
-        <w:rPr>
-          <w:rFonts w:ascii="Times New Roman" w:hAnsi="Times New Roman"/>
-          <w:b/>
-          <w:sz w:val="18"/>
-          <w:szCs w:val="18"/>
-        </w:rPr>
-        <w:t>CO: _______________________________________________________________</w:t>
-      </w:r>
-      <w:r>
-        <w:rPr>
-          <w:rFonts w:ascii="Times New Roman" w:hAnsi="Times New Roman"/>
-          <w:b/>
-          <w:sz w:val="18"/>
-          <w:szCs w:val="18"/>
-        </w:rPr>
-        <w:t>_____</w:t>
-      </w:r>
+          <w:lang w:val="pt-PT"/>
+        </w:rPr>
+      </w:pPr>
     </w:p>
     <w:p>
       <w:pPr>
@@ -707,8 +727,102 @@
         <w:rPr>
           <w:rFonts w:ascii="Times New Roman" w:hAnsi="Times New Roman"/>
           <w:b/>
+          <w:sz w:val="18"/>
+          <w:szCs w:val="18"/>
+          <w:lang w:val="pt-PT"/>
+        </w:rPr>
+      </w:pPr>
+      <w:r>
+        <w:rPr>
+          <w:rFonts w:ascii="Times New Roman" w:hAnsi="Times New Roman"/>
+          <w:b/>
+          <w:sz w:val="18"/>
+          <w:szCs w:val="18"/>
+          <w:lang w:val="pt-PT"/>
+        </w:rPr>
+        <w:t>PERIODO AC</w:t>
+      </w:r>
+      <w:r>
+        <w:rPr>
+          <w:rFonts w:ascii="Times New Roman" w:hAnsi="Times New Roman"/>
+          <w:b/>
+          <w:color w:val="000000" w:themeColor="text1"/>
+          <w:sz w:val="18"/>
+          <w:szCs w:val="18"/>
+          <w:lang w:val="pt-PT"/>
+        </w:rPr>
+        <w:t>AD</w:t>
+      </w:r>
+      <w:r>
+        <w:rPr>
+          <w:rFonts w:ascii="Times New Roman" w:hAnsi="Times New Roman"/>
+          <w:b/>
+          <w:color w:val="000000" w:themeColor="text1"/>
+          <w:sz w:val="18"/>
+          <w:szCs w:val="18"/>
+          <w:lang w:val="pt-PT"/>
+        </w:rPr>
+        <w:t>É</w:t>
+      </w:r>
+      <w:r>
+        <w:rPr>
+          <w:rFonts w:ascii="Times New Roman" w:hAnsi="Times New Roman"/>
+          <w:b/>
+          <w:color w:val="000000" w:themeColor="text1"/>
+          <w:sz w:val="18"/>
+          <w:szCs w:val="18"/>
+          <w:lang w:val="pt-PT"/>
+        </w:rPr>
+        <w:t>MI</w:t>
+      </w:r>
+      <w:r>
+        <w:rPr>
+          <w:rFonts w:ascii="Times New Roman" w:hAnsi="Times New Roman"/>
+          <w:b/>
+          <w:sz w:val="18"/>
+          <w:szCs w:val="18"/>
+          <w:lang w:val="pt-PT"/>
+        </w:rPr>
+        <w:t xml:space="preserve">CO: </w:t>
+      </w:r>
+      <w:r>
+        <w:rPr>
+          <w:rFonts w:ascii="Times New Roman" w:hAnsi="Times New Roman"/>
+          <w:sz w:val="18"/>
+          <w:szCs w:val="18"/>
+          <w:lang w:val="pt-PT"/>
+        </w:rPr>
+        <w:t>P</w:t>
+      </w:r>
+      <w:r>
+        <w:rPr>
+          <w:rFonts w:ascii="Times New Roman" w:hAnsi="Times New Roman"/>
+          <w:sz w:val="18"/>
+          <w:szCs w:val="18"/>
+          <w:lang w:val="pt-PT"/>
+        </w:rPr>
+        <w:t>AO 202650</w:t>
+      </w:r>
+      <w:r>
+        <w:rPr>
+          <w:rFonts w:ascii="Times New Roman" w:hAnsi="Times New Roman"/>
+          <w:sz w:val="18"/>
+          <w:szCs w:val="18"/>
+          <w:lang w:val="pt-PT"/>
+        </w:rPr>
+        <w:t xml:space="preserve"> S-I ABR 26 – AGO 26</w:t>
+      </w:r>
+    </w:p>
+    <w:p>
+      <w:pPr>
+        <w:pStyle w:val="Textoindependiente"/>
+        <w:jc w:val="left"/>
+        <w:rPr>
+          <w:rFonts w:ascii="Times New Roman" w:hAnsi="Times New Roman"/>
+          <w:b/>
           <w:sz w:val="14"/>
           <w:szCs w:val="18"/>
+          <w:lang w:val="pt-PT"/>
         </w:rPr>
       </w:pPr>
     </w:p>
@@ -815,16 +929,25 @@
           <w:szCs w:val="18"/>
           <w:lang w:val="es-EC"/>
         </w:rPr>
-        <w:t xml:space="preserve"> _________________________________________________________________________</w:t>
-      </w:r>
-      <w:r>
-        <w:rPr>
-          <w:rFonts w:ascii="Times New Roman" w:hAnsi="Times New Roman"/>
-          <w:sz w:val="18"/>
-          <w:szCs w:val="18"/>
-          <w:lang w:val="es-EC"/>
-        </w:rPr>
-        <w:t>_____</w:t>
+        <w:t xml:space="preserve"> </w:t>
+      </w:r>
+      <w:r>
+        <w:rPr>
+          <w:rFonts w:ascii="Times New Roman" w:hAnsi="Times New Roman"/>
+          <w:sz w:val="18"/>
+          <w:szCs w:val="18"/>
+          <w:lang w:val="es-EC"/>
+        </w:rPr>
+        <w:t>J</w:t>
+      </w:r>
+      <w:r>
+        <w:rPr>
+          <w:rFonts w:ascii="Times New Roman" w:hAnsi="Times New Roman"/>
+          <w:sz w:val="18"/>
+          <w:szCs w:val="18"/>
+          <w:lang w:val="es-EC"/>
+        </w:rPr>
+        <w:t>effrey Alexander Manobanda Chabla</w:t>
       </w:r>
     </w:p>
     <w:p>
@@ -837,7 +960,7 @@
           <w:rFonts w:ascii="Times New Roman" w:hAnsi="Times New Roman"/>
           <w:sz w:val="18"/>
           <w:szCs w:val="18"/>
-          <w:lang w:val="es-EC"/>
+          <w:lang w:val="pt-PT"/>
         </w:rPr>
       </w:pPr>
       <w:r>
@@ -846,7 +969,7 @@
           <w:i/>
           <w:sz w:val="18"/>
           <w:szCs w:val="18"/>
-          <w:lang w:val="es-EC"/>
+          <w:lang w:val="pt-PT"/>
         </w:rPr>
         <w:t>Nº de Cédula:</w:t>
       </w:r>
@@ -855,16 +978,25 @@
           <w:rFonts w:ascii="Times New Roman" w:hAnsi="Times New Roman"/>
           <w:sz w:val="18"/>
           <w:szCs w:val="18"/>
-          <w:lang w:val="es-EC"/>
-        </w:rPr>
-        <w:t xml:space="preserve"> ________________________________</w:t>
-      </w:r>
-      <w:r>
-        <w:rPr>
-          <w:rFonts w:ascii="Times New Roman" w:hAnsi="Times New Roman"/>
-          <w:sz w:val="18"/>
-          <w:szCs w:val="18"/>
-          <w:lang w:val="es-EC"/>
+          <w:lang w:val="pt-PT"/>
+        </w:rPr>
+        <w:t xml:space="preserve"> </w:t>
+      </w:r>
+      <w:r>
+        <w:rPr>
+          <w:rFonts w:ascii="Times New Roman" w:hAnsi="Times New Roman"/>
+          <w:sz w:val="18"/>
+          <w:szCs w:val="18"/>
+          <w:lang w:val="pt-PT"/>
+        </w:rPr>
+        <w:t>1753715695</w:t>
+      </w:r>
+      <w:r>
+        <w:rPr>
+          <w:rFonts w:ascii="Times New Roman" w:hAnsi="Times New Roman"/>
+          <w:sz w:val="18"/>
+          <w:szCs w:val="18"/>
+          <w:lang w:val="pt-PT"/>
         </w:rPr>
         <w:tab/>
       </w:r>
@@ -874,48 +1006,27 @@
           <w:i/>
           <w:sz w:val="18"/>
           <w:szCs w:val="18"/>
-          <w:lang w:val="es-EC"/>
-        </w:rPr>
-        <w:t>ID</w:t>
-      </w:r>
-      <w:proofErr w:type="gramStart"/>
-      <w:r>
-        <w:rPr>
-          <w:rFonts w:ascii="Times New Roman" w:hAnsi="Times New Roman"/>
-          <w:i/>
-          <w:sz w:val="18"/>
-          <w:szCs w:val="18"/>
-          <w:lang w:val="es-EC"/>
-        </w:rPr>
-        <w:t>:</w:t>
-      </w:r>
-      <w:r>
-        <w:rPr>
-          <w:rFonts w:ascii="Times New Roman" w:hAnsi="Times New Roman"/>
-          <w:sz w:val="18"/>
-          <w:szCs w:val="18"/>
-          <w:lang w:val="es-EC"/>
-        </w:rPr>
-        <w:t>_</w:t>
-      </w:r>
-      <w:proofErr w:type="gramEnd"/>
-      <w:r>
-        <w:rPr>
-          <w:rFonts w:ascii="Times New Roman" w:hAnsi="Times New Roman"/>
-          <w:sz w:val="18"/>
-          <w:szCs w:val="18"/>
-          <w:lang w:val="es-EC"/>
-        </w:rPr>
-        <w:t>_______________________________</w:t>
-      </w:r>
-      <w:r>
-        <w:rPr>
-          <w:rFonts w:ascii="Times New Roman" w:hAnsi="Times New Roman"/>
-          <w:sz w:val="18"/>
-          <w:szCs w:val="18"/>
-          <w:lang w:val="es-EC"/>
-        </w:rPr>
-        <w:t>_____</w:t>
+          <w:lang w:val="pt-PT"/>
+        </w:rPr>
+        <w:t>ID:</w:t>
+      </w:r>
+      <w:r>
+        <w:rPr>
+          <w:rFonts w:ascii="Times New Roman" w:hAnsi="Times New Roman"/>
+          <w:sz w:val="18"/>
+          <w:szCs w:val="18"/>
+          <w:lang w:val="pt-PT"/>
+        </w:rPr>
+        <w:t xml:space="preserve"> </w:t>
+      </w:r>
+      <w:r>
+        <w:rPr>
+          <w:rFonts w:ascii="Times New Roman" w:hAnsi="Times New Roman"/>
+          <w:sz w:val="18"/>
+          <w:szCs w:val="18"/>
+          <w:lang w:val="pt-PT"/>
+        </w:rPr>
+        <w:t>L00418806</w:t>
       </w:r>
     </w:p>
     <w:p>
@@ -929,7 +1040,7 @@
           <w:b/>
           <w:sz w:val="18"/>
           <w:szCs w:val="18"/>
-          <w:lang w:val="es-EC"/>
+          <w:lang w:val="pt-PT"/>
         </w:rPr>
       </w:pPr>
       <w:r>
@@ -938,7 +1049,7 @@
           <w:i/>
           <w:sz w:val="18"/>
           <w:szCs w:val="18"/>
-          <w:lang w:val="es-EC"/>
+          <w:lang w:val="pt-PT"/>
         </w:rPr>
         <w:t>Teléfonos:</w:t>
       </w:r>
@@ -947,46 +1058,86 @@
           <w:rFonts w:ascii="Times New Roman" w:hAnsi="Times New Roman"/>
           <w:sz w:val="18"/>
           <w:szCs w:val="18"/>
-          <w:lang w:val="es-EC"/>
-        </w:rPr>
-        <w:t xml:space="preserve"> ___________________________________</w:t>
-      </w:r>
-      <w:r>
-        <w:rPr>
-          <w:rFonts w:ascii="Times New Roman" w:hAnsi="Times New Roman"/>
-          <w:sz w:val="18"/>
-          <w:szCs w:val="18"/>
-          <w:lang w:val="es-EC"/>
+          <w:lang w:val="pt-PT"/>
+        </w:rPr>
+        <w:t xml:space="preserve"> </w:t>
+      </w:r>
+      <w:r>
+        <w:rPr>
+          <w:rFonts w:ascii="Times New Roman" w:hAnsi="Times New Roman"/>
+          <w:sz w:val="18"/>
+          <w:szCs w:val="18"/>
+          <w:lang w:val="pt-PT"/>
+        </w:rPr>
+        <w:t>0995449626</w:t>
+      </w:r>
+      <w:r>
+        <w:rPr>
+          <w:rFonts w:ascii="Times New Roman" w:hAnsi="Times New Roman"/>
+          <w:sz w:val="18"/>
+          <w:szCs w:val="18"/>
+          <w:lang w:val="pt-PT"/>
         </w:rPr>
         <w:tab/>
       </w:r>
       <w:r>
         <w:rPr>
           <w:rFonts w:ascii="Times New Roman" w:hAnsi="Times New Roman"/>
+          <w:sz w:val="18"/>
+          <w:szCs w:val="18"/>
+          <w:lang w:val="pt-PT"/>
+        </w:rPr>
+        <w:tab/>
+      </w:r>
+      <w:r>
+        <w:rPr>
+          <w:rFonts w:ascii="Times New Roman" w:hAnsi="Times New Roman"/>
           <w:i/>
           <w:sz w:val="18"/>
           <w:szCs w:val="18"/>
-          <w:lang w:val="es-EC"/>
-        </w:rPr>
-        <w:t>E- Mail: _</w:t>
-      </w:r>
-      <w:r>
-        <w:rPr>
-          <w:rFonts w:ascii="Times New Roman" w:hAnsi="Times New Roman"/>
-          <w:sz w:val="18"/>
-          <w:szCs w:val="18"/>
-          <w:lang w:val="es-EC"/>
-        </w:rPr>
-        <w:t>___________________________</w:t>
-      </w:r>
-      <w:r>
-        <w:rPr>
-          <w:rFonts w:ascii="Times New Roman" w:hAnsi="Times New Roman"/>
-          <w:sz w:val="18"/>
-          <w:szCs w:val="18"/>
-          <w:lang w:val="es-EC"/>
-        </w:rPr>
-        <w:t>_____</w:t>
+          <w:lang w:val="pt-PT"/>
+        </w:rPr>
+        <w:t>E- Mail:</w:t>
+      </w:r>
+      <w:r>
+        <w:rPr>
+          <w:rFonts w:ascii="Times New Roman" w:hAnsi="Times New Roman"/>
+          <w:i/>
+          <w:sz w:val="18"/>
+          <w:szCs w:val="18"/>
+          <w:lang w:val="pt-PT"/>
+        </w:rPr>
+        <w:t xml:space="preserve"> </w:t>
+      </w:r>
+      <w:r>
+        <w:rPr>
+          <w:rFonts w:ascii="Times New Roman" w:hAnsi="Times New Roman"/>
+          <w:i/>
+          <w:sz w:val="18"/>
+          <w:szCs w:val="18"/>
+          <w:lang w:val="pt-PT"/>
+        </w:rPr>
+        <w:t>jamanobanda3</w:t>
+      </w:r>
+      <w:r>
+        <w:rPr>
+          <w:rFonts w:ascii="Times New Roman" w:hAnsi="Times New Roman"/>
+          <w:i/>
+          <w:sz w:val="18"/>
+          <w:szCs w:val="18"/>
+          <w:lang w:val="pt-PT"/>
+        </w:rPr>
+        <w:t>@e</w:t>
+      </w:r>
+      <w:r>
+        <w:rPr>
+          <w:rFonts w:ascii="Times New Roman" w:hAnsi="Times New Roman"/>
+          <w:i/>
+          <w:sz w:val="18"/>
+          <w:szCs w:val="18"/>
+          <w:lang w:val="pt-PT"/>
+        </w:rPr>
+        <w:t>spe.edu.ec</w:t>
       </w:r>
     </w:p>
     <w:p>
@@ -1000,6 +1151,7 @@
           <w:b/>
           <w:sz w:val="10"/>
           <w:szCs w:val="10"/>
+          <w:lang w:val="pt-PT"/>
         </w:rPr>
       </w:pPr>
     </w:p>
@@ -1082,16 +1234,16 @@
           <w:szCs w:val="18"/>
           <w:lang w:val="es-EC"/>
         </w:rPr>
-        <w:t xml:space="preserve"> _________________________________________________________________________</w:t>
-      </w:r>
-      <w:r>
-        <w:rPr>
-          <w:rFonts w:ascii="Times New Roman" w:hAnsi="Times New Roman"/>
-          <w:sz w:val="18"/>
-          <w:szCs w:val="18"/>
-          <w:lang w:val="es-EC"/>
-        </w:rPr>
-        <w:t>_____</w:t>
+        <w:t xml:space="preserve"> </w:t>
+      </w:r>
+      <w:r>
+        <w:rPr>
+          <w:rFonts w:ascii="Times New Roman" w:hAnsi="Times New Roman"/>
+          <w:sz w:val="18"/>
+          <w:szCs w:val="18"/>
+          <w:lang w:val="es-EC"/>
+        </w:rPr>
+        <w:t>SMARTPC ECUADOR SAS</w:t>
       </w:r>
     </w:p>
     <w:p>
@@ -1124,16 +1276,18 @@
           <w:szCs w:val="18"/>
           <w:lang w:val="es-EC"/>
         </w:rPr>
-        <w:t xml:space="preserve"> ________________________________________________________________________</w:t>
-      </w:r>
-      <w:r>
-        <w:rPr>
-          <w:rFonts w:ascii="Times New Roman" w:hAnsi="Times New Roman"/>
-          <w:sz w:val="18"/>
-          <w:szCs w:val="18"/>
-          <w:lang w:val="es-EC"/>
-        </w:rPr>
-        <w:t>_____</w:t>
+        <w:t xml:space="preserve"> </w:t>
+      </w:r>
+      <w:r>
+        <w:rPr>
+          <w:rFonts w:ascii="Times New Roman" w:hAnsi="Times New Roman"/>
+          <w:i/>
+          <w:iCs/>
+          <w:sz w:val="18"/>
+          <w:szCs w:val="18"/>
+          <w:lang w:val="es-ES"/>
+        </w:rPr>
+        <w:t>Barrio Nuevo, Calle los encuentros y calle F, SE14-59</w:t>
       </w:r>
     </w:p>
     <w:p>
@@ -1234,7 +1388,7 @@
           <w:szCs w:val="18"/>
           <w:lang w:val="es-ES"/>
         </w:rPr>
-        <w:pict>
+        <w:pict w14:anchorId="7ABFE0D0">
           <v:shape id="_x0000_s1030" type="#_x0000_t202" style="position:absolute;margin-left:68.7pt;margin-top:1.7pt;width:97.5pt;height:27pt;z-index:251716608;visibility:visible;mso-width-relative:margin;mso-height-relative:margin" o:gfxdata="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">
             <v:textbox>
               <w:txbxContent>
@@ -1242,20 +1396,20 @@
                   <w:pPr>
                     <w:jc w:val="center"/>
                     <w:rPr>
-                      <w:rFonts w:ascii="Arial" w:hAnsi="Arial" w:cs="Arial"/>
-                      <w:b/>
+                      <w:i/>
                       <w:sz w:val="18"/>
                       <w:szCs w:val="18"/>
+                      <w:lang w:val="pt-PT"/>
                     </w:rPr>
                   </w:pPr>
                   <w:r>
                     <w:rPr>
-                      <w:rFonts w:ascii="Arial" w:hAnsi="Arial" w:cs="Arial"/>
-                      <w:b/>
+                      <w:i/>
                       <w:sz w:val="18"/>
                       <w:szCs w:val="18"/>
-                    </w:rPr>
-                    <w:t>Día / Mes / Año</w:t>
+                      <w:lang w:val="pt-PT"/>
+                    </w:rPr>
+                    <w:t>13 / 04 / 2026</w:t>
                   </w:r>
                 </w:p>
                 <w:p>
@@ -1282,7 +1436,7 @@
           <w:szCs w:val="18"/>
           <w:lang w:val="es-ES"/>
         </w:rPr>
-        <w:pict>
+        <w:pict w14:anchorId="2E20749D">
           <v:shape id="_x0000_s1031" type="#_x0000_t202" style="position:absolute;margin-left:305.7pt;margin-top:.95pt;width:97.5pt;height:27.75pt;z-index:251717632;visibility:visible;mso-width-relative:margin;mso-height-relative:margin" o:gfxdata="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">
             <v:textbox>
               <w:txbxContent>
@@ -1290,20 +1444,20 @@
                   <w:pPr>
                     <w:jc w:val="center"/>
                     <w:rPr>
-                      <w:rFonts w:ascii="Arial" w:hAnsi="Arial" w:cs="Arial"/>
-                      <w:b/>
+                      <w:i/>
                       <w:sz w:val="18"/>
                       <w:szCs w:val="18"/>
+                      <w:lang w:val="pt-PT"/>
                     </w:rPr>
                   </w:pPr>
                   <w:r>
                     <w:rPr>
-                      <w:rFonts w:ascii="Arial" w:hAnsi="Arial" w:cs="Arial"/>
-                      <w:b/>
+                      <w:i/>
                       <w:sz w:val="18"/>
                       <w:szCs w:val="18"/>
-                    </w:rPr>
-                    <w:t>Día / Mes / Año</w:t>
+                      <w:lang w:val="pt-PT"/>
+                    </w:rPr>
+                    <w:t>12 / 06 / 2026</w:t>
                   </w:r>
                 </w:p>
                 <w:p>
@@ -1433,8 +1587,8 @@
           <w:sz w:val="20"/>
           <w:szCs w:val="20"/>
         </w:rPr>
-        <w:pict>
-          <v:rect id="11 Rectángulo" o:spid="_x0000_s1032" style="position:absolute;margin-left:313.2pt;margin-top:7.05pt;width:83.25pt;height:15pt;z-index:251715584;visibility:visible;v-text-anchor:middle" o:gfxdata="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" fillcolor="white [3201]" strokecolor="black [3200]" strokeweight=".25pt">
+        <w:pict w14:anchorId="2E2677FD">
+          <v:rect id="11 Rectángulo" o:spid="_x0000_s1032" style="position:absolute;margin-left:313.2pt;margin-top:7.05pt;width:83.25pt;height:19.5pt;z-index:251715584;visibility:visible;v-text-anchor:middle" o:gfxdata="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" fillcolor="white [3201]" strokecolor="black [3200]" strokeweight=".25pt">
             <v:path arrowok="t"/>
             <v:textbox>
               <w:txbxContent>
@@ -1442,9 +1596,30 @@
                   <w:pPr>
                     <w:jc w:val="center"/>
                     <w:rPr>
+                      <w:i/>
+                      <w:sz w:val="18"/>
+                      <w:szCs w:val="18"/>
+                      <w:lang w:val="pt-PT"/>
+                    </w:rPr>
+                  </w:pPr>
+                  <w:r>
+                    <w:rPr>
+                      <w:i/>
+                      <w:sz w:val="18"/>
+                      <w:szCs w:val="18"/>
+                      <w:lang w:val="pt-PT"/>
+                    </w:rPr>
+                    <w:t>252</w:t>
+                  </w:r>
+                </w:p>
+                <w:p>
+                  <w:pPr>
+                    <w:jc w:val="center"/>
+                    <w:rPr>
                       <w:rFonts w:ascii="Arial" w:hAnsi="Arial" w:cs="Arial"/>
                       <w:sz w:val="18"/>
                       <w:szCs w:val="18"/>
+                      <w:lang w:val="en-CA"/>
                     </w:rPr>
                   </w:pPr>
                 </w:p>
@@ -1459,39 +1634,30 @@
           <w:sz w:val="20"/>
           <w:szCs w:val="20"/>
         </w:rPr>
-        <w:pict>
+        <w:pict w14:anchorId="14D5ED4B">
           <v:rect id="10 Rectángulo" o:spid="_x0000_s1033" style="position:absolute;margin-left:87.45pt;margin-top:1.25pt;width:78.75pt;height:27pt;z-index:251714560;visibility:visible;mso-width-relative:margin;mso-height-relative:margin;v-text-anchor:middle" o:gfxdata="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" fillcolor="white [3201]" strokecolor="black [3200]" strokeweight=".25pt">
             <v:path arrowok="t"/>
             <v:textbox>
               <w:txbxContent>
                 <w:p>
                   <w:pPr>
-                    <w:rPr>
-                      <w:rFonts w:ascii="Arial" w:hAnsi="Arial" w:cs="Arial"/>
-                      <w:b/>
+                    <w:jc w:val="center"/>
+                    <w:rPr>
+                      <w:i/>
                       <w:sz w:val="18"/>
                       <w:szCs w:val="18"/>
+                      <w:lang w:val="pt-PT"/>
                     </w:rPr>
                   </w:pPr>
                   <w:r>
                     <w:rPr>
-                      <w:rFonts w:ascii="Arial" w:hAnsi="Arial" w:cs="Arial"/>
-                      <w:b/>
+                      <w:i/>
                       <w:sz w:val="18"/>
                       <w:szCs w:val="18"/>
-                    </w:rPr>
-                    <w:t>Desde  / Hasta</w:t>
+                      <w:lang w:val="pt-PT"/>
+                    </w:rPr>
+                    <w:t>16:00  / 22:00</w:t>
                   </w:r>
-                </w:p>
-                <w:p>
-                  <w:pPr>
-                    <w:jc w:val="center"/>
-                    <w:rPr>
-                      <w:rFonts w:ascii="Arial" w:hAnsi="Arial" w:cs="Arial"/>
-                      <w:sz w:val="18"/>
-                      <w:szCs w:val="18"/>
-                    </w:rPr>
-                  </w:pPr>
                 </w:p>
                 <w:p/>
               </w:txbxContent>
@@ -1655,7 +1821,7 @@
           <w:left w:w="70" w:type="dxa"/>
           <w:right w:w="70" w:type="dxa"/>
         </w:tblCellMar>
-        <w:tblLook w:val="0000"/>
+        <w:tblLook w:val="0000" w:firstRow="0" w:lastRow="0" w:firstColumn="0" w:lastColumn="0" w:noHBand="0" w:noVBand="0"/>
       </w:tblPr>
       <w:tblGrid>
         <w:gridCol w:w="689"/>
@@ -2227,7 +2393,7 @@
           <w:left w:w="70" w:type="dxa"/>
           <w:right w:w="70" w:type="dxa"/>
         </w:tblCellMar>
-        <w:tblLook w:val="0000"/>
+        <w:tblLook w:val="0000" w:firstRow="0" w:lastRow="0" w:firstColumn="0" w:lastColumn="0" w:noHBand="0" w:noVBand="0"/>
       </w:tblPr>
       <w:tblGrid>
         <w:gridCol w:w="685"/>
@@ -2747,6 +2913,7 @@
           <w:szCs w:val="18"/>
           <w:u w:val="single"/>
         </w:rPr>
+        <w:lastRenderedPageBreak/>
         <w:t>AYUDANTÍAS</w:t>
       </w:r>
       <w:r>
@@ -2775,7 +2942,6 @@
       <w:tblPr>
         <w:tblW w:w="0" w:type="auto"/>
         <w:jc w:val="center"/>
-        <w:tblInd w:w="-166" w:type="dxa"/>
         <w:tblBorders>
           <w:top w:val="single" w:sz="4" w:space="0" w:color="auto"/>
           <w:left w:val="single" w:sz="4" w:space="0" w:color="auto"/>
@@ -2789,7 +2955,7 @@
           <w:left w:w="70" w:type="dxa"/>
           <w:right w:w="70" w:type="dxa"/>
         </w:tblCellMar>
-        <w:tblLook w:val="0000"/>
+        <w:tblLook w:val="0000" w:firstRow="0" w:lastRow="0" w:firstColumn="0" w:lastColumn="0" w:noHBand="0" w:noVBand="0"/>
       </w:tblPr>
       <w:tblGrid>
         <w:gridCol w:w="1134"/>
@@ -3240,7 +3406,7 @@
         <w:tblStyle w:val="Tablaconcuadrcula"/>
         <w:tblpPr w:leftFromText="141" w:rightFromText="141" w:vertAnchor="text" w:horzAnchor="page" w:tblpX="2098" w:tblpY="157"/>
         <w:tblW w:w="0" w:type="auto"/>
-        <w:tblLook w:val="04A0"/>
+        <w:tblLook w:val="04A0" w:firstRow="1" w:lastRow="0" w:firstColumn="1" w:lastColumn="0" w:noHBand="0" w:noVBand="1"/>
       </w:tblPr>
       <w:tblGrid>
         <w:gridCol w:w="675"/>
@@ -3440,7 +3606,7 @@
         <w:spacing w:after="0" w:line="360" w:lineRule="auto"/>
         <w:jc w:val="left"/>
         <w:rPr>
-          <w:rStyle w:val="Textoennegrita"/>
+          <w:rStyle w:val="Fuerte"/>
           <w:rFonts w:ascii="Times New Roman" w:hAnsi="Times New Roman"/>
           <w:color w:val="FF0000"/>
           <w:sz w:val="18"/>
@@ -3518,7 +3684,7 @@
         <w:spacing w:after="0" w:line="360" w:lineRule="auto"/>
         <w:jc w:val="left"/>
         <w:rPr>
-          <w:rStyle w:val="Textoennegrita"/>
+          <w:rStyle w:val="Fuerte"/>
           <w:rFonts w:ascii="Times New Roman" w:hAnsi="Times New Roman"/>
           <w:color w:val="FF0000"/>
           <w:sz w:val="18"/>
@@ -3532,7 +3698,7 @@
         <w:spacing w:after="0"/>
         <w:jc w:val="left"/>
         <w:rPr>
-          <w:rStyle w:val="Textoennegrita"/>
+          <w:rStyle w:val="Fuerte"/>
           <w:rFonts w:ascii="Times New Roman" w:hAnsi="Times New Roman"/>
           <w:color w:val="FF0000"/>
           <w:sz w:val="20"/>
@@ -3561,8 +3727,8 @@
           <w:sz w:val="20"/>
           <w:szCs w:val="20"/>
         </w:rPr>
-        <w:pict>
-          <v:shape id="Text Box 10" o:spid="_x0000_s1039" type="#_x0000_t202" style="position:absolute;margin-left:26.7pt;margin-top:8.15pt;width:156.85pt;height:70.5pt;z-index:251719680;visibility:visible;mso-width-relative:margin;mso-height-relative:margin" o:gfxdata="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" strokecolor="white [3212]">
+        <w:pict w14:anchorId="6DFD1B8D">
+          <v:shape id="Text Box 10" o:spid="_x0000_s1039" type="#_x0000_t202" style="position:absolute;margin-left:26.7pt;margin-top:8.15pt;width:156.85pt;height:76.75pt;z-index:251719680;visibility:visible;mso-width-relative:margin;mso-height-relative:margin" o:gfxdata="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" strokecolor="white [3212]">
             <v:textbox>
               <w:txbxContent>
                 <w:p>
@@ -3637,7 +3803,25 @@
                       <w:sz w:val="20"/>
                       <w:szCs w:val="20"/>
                     </w:rPr>
-                    <w:t xml:space="preserve">: </w:t>
+                    <w:t>:</w:t>
+                  </w:r>
+                  <w:r>
+                    <w:rPr>
+                      <w:b/>
+                      <w:noProof/>
+                      <w:sz w:val="20"/>
+                      <w:szCs w:val="20"/>
+                    </w:rPr>
+                    <w:t xml:space="preserve"> </w:t>
+                  </w:r>
+                  <w:r>
+                    <w:rPr>
+                      <w:rFonts w:ascii="Arial" w:hAnsi="Arial" w:cs="Arial"/>
+                      <w:b/>
+                      <w:sz w:val="16"/>
+                      <w:szCs w:val="16"/>
+                    </w:rPr>
+                    <w:t>Jeffrey Alexander Manobanda Chabla</w:t>
                   </w:r>
                 </w:p>
                 <w:p>
@@ -3674,6 +3858,24 @@
                       <w:szCs w:val="20"/>
                     </w:rPr>
                     <w:t>:</w:t>
+                  </w:r>
+                  <w:r>
+                    <w:rPr>
+                      <w:b/>
+                      <w:noProof/>
+                      <w:sz w:val="20"/>
+                      <w:szCs w:val="20"/>
+                    </w:rPr>
+                    <w:t xml:space="preserve"> </w:t>
+                  </w:r>
+                  <w:r>
+                    <w:rPr>
+                      <w:rFonts w:ascii="Arial" w:hAnsi="Arial" w:cs="Arial"/>
+                      <w:b/>
+                      <w:sz w:val="16"/>
+                      <w:szCs w:val="16"/>
+                    </w:rPr>
+                    <w:t>1753715695</w:t>
                   </w:r>
                 </w:p>
               </w:txbxContent>
@@ -3695,8 +3897,8 @@
           <w:sz w:val="20"/>
           <w:szCs w:val="20"/>
         </w:rPr>
-        <w:pict>
-          <v:shape id="Text Box 11" o:spid="_x0000_s1038" type="#_x0000_t202" style="position:absolute;margin-left:260.5pt;margin-top:.4pt;width:166.25pt;height:70.5pt;z-index:251711488;visibility:visible;mso-width-relative:margin;mso-height-relative:margin" o:gfxdata="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" strokecolor="white [3212]">
+        <w:pict w14:anchorId="2216F11A">
+          <v:shape id="Text Box 11" o:spid="_x0000_s1038" type="#_x0000_t202" style="position:absolute;margin-left:260.5pt;margin-top:.4pt;width:166.25pt;height:78.25pt;z-index:251711488;visibility:visible;mso-width-relative:margin;mso-height-relative:margin" o:gfxdata="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" strokecolor="white [3212]">
             <v:textbox>
               <w:txbxContent>
                 <w:p>
@@ -3805,6 +4007,15 @@
                     </w:rPr>
                     <w:t xml:space="preserve">: </w:t>
                   </w:r>
+                  <w:r>
+                    <w:rPr>
+                      <w:rFonts w:ascii="Arial" w:hAnsi="Arial" w:cs="Arial"/>
+                      <w:b/>
+                      <w:sz w:val="16"/>
+                      <w:szCs w:val="16"/>
+                    </w:rPr>
+                    <w:t>Jenny Alexandra Ruiz Robalino</w:t>
+                  </w:r>
                 </w:p>
                 <w:p>
                   <w:pPr>
@@ -3840,6 +4051,24 @@
                       <w:szCs w:val="20"/>
                     </w:rPr>
                     <w:t>:</w:t>
+                  </w:r>
+                  <w:r>
+                    <w:rPr>
+                      <w:b/>
+                      <w:noProof/>
+                      <w:sz w:val="20"/>
+                      <w:szCs w:val="20"/>
+                    </w:rPr>
+                    <w:t xml:space="preserve"> </w:t>
+                  </w:r>
+                  <w:r>
+                    <w:rPr>
+                      <w:rFonts w:ascii="Arial" w:hAnsi="Arial" w:cs="Arial"/>
+                      <w:b/>
+                      <w:sz w:val="16"/>
+                      <w:szCs w:val="16"/>
+                    </w:rPr>
+                    <w:t>1802102101</w:t>
                   </w:r>
                 </w:p>
               </w:txbxContent>
@@ -3861,7 +4090,7 @@
           <w:sz w:val="20"/>
           <w:szCs w:val="20"/>
         </w:rPr>
-        <w:pict>
+        <w:pict w14:anchorId="652C361B">
           <v:line id="9 Conector recto" o:spid="_x0000_s1026" style="position:absolute;z-index:251720704;visibility:visible;mso-wrap-distance-top:-6e-5mm;mso-wrap-distance-bottom:-6e-5mm" from="36.45pt,9.3pt" to="171.25pt,9.3pt" o:gfxdata="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" strokecolor="black [3040]">
             <o:lock v:ext="edit" shapetype="f"/>
           </v:line>
@@ -3881,7 +4110,7 @@
           <w:sz w:val="20"/>
           <w:szCs w:val="20"/>
         </w:rPr>
-        <w:pict>
+        <w:pict w14:anchorId="6C248478">
           <v:line id="8 Conector recto" o:spid="_x0000_s1037" style="position:absolute;z-index:251712512;visibility:visible;mso-wrap-distance-top:-6e-5mm;mso-wrap-distance-bottom:-6e-5mm" from="267.45pt,.8pt" to="410.7pt,.8pt" o:gfxdata="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" strokecolor="black [3040]">
             <o:lock v:ext="edit" shapetype="f"/>
           </v:line>
@@ -3901,7 +4130,7 @@
           <w:sz w:val="20"/>
           <w:szCs w:val="20"/>
         </w:rPr>
-        <w:pict>
+        <w:pict w14:anchorId="4FFAE78E">
           <v:line id="16 Conector recto" o:spid="_x0000_s1036" style="position:absolute;z-index:251728896;visibility:visible" from="112.2pt,144.45pt" to="343.95pt,144.45pt" o:gfxdata="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" strokecolor="black [3213]"/>
         </w:pict>
       </w:r>
@@ -3911,7 +4140,7 @@
           <w:sz w:val="20"/>
           <w:szCs w:val="20"/>
         </w:rPr>
-        <w:pict>
+        <w:pict w14:anchorId="67920514">
           <v:shape id="_x0000_s1035" type="#_x0000_t202" style="position:absolute;margin-left:80.7pt;margin-top:83.7pt;width:300.75pt;height:114.9pt;z-index:251727872;visibility:visible;mso-width-relative:margin;mso-height-relative:margin" o:gfxdata="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" strokecolor="white [3212]">
             <v:textbox>
               <w:txbxContent>
@@ -3993,8 +4222,6 @@
                     </w:rPr>
                     <w:t>p</w:t>
                   </w:r>
-                  <w:bookmarkStart w:id="0" w:name="_GoBack"/>
-                  <w:bookmarkEnd w:id="0"/>
                   <w:r>
                     <w:rPr>
                       <w:b/>
@@ -4106,7 +4333,7 @@
           <w:sz w:val="20"/>
           <w:szCs w:val="20"/>
         </w:rPr>
-        <w:pict>
+        <w:pict w14:anchorId="67D9CFF1">
           <v:line id="14 Conector recto" o:spid="_x0000_s1034" style="position:absolute;z-index:251723776;visibility:visible;mso-wrap-distance-top:-6e-5mm;mso-wrap-distance-bottom:-6e-5mm" from="140.4pt,124.3pt" to="304.95pt,124.3pt" o:gfxdata="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" strokecolor="black [3040]">
             <o:lock v:ext="edit" shapetype="f"/>
           </v:line>
@@ -4114,8 +4341,8 @@
       </w:r>
     </w:p>
     <w:sectPr>
-      <w:headerReference w:type="default" r:id="rId8"/>
-      <w:footerReference w:type="default" r:id="rId9"/>
+      <w:headerReference w:type="default" r:id="rId9"/>
+      <w:footerReference w:type="default" r:id="rId10"/>
       <w:pgSz w:w="11906" w:h="16838"/>
       <w:pgMar w:top="1418" w:right="1134" w:bottom="1418" w:left="1701" w:header="709" w:footer="709" w:gutter="0"/>
       <w:cols w:space="708"/>
@@ -4126,7 +4353,7 @@
 </file>
 
 <file path=word/endnotes.xml><?xml version="1.0" encoding="utf-8"?>
-<w:endnotes xmlns:ve="http://schemas.openxmlformats.org/markup-compatibility/2006" xmlns:o="urn:schemas-microsoft-com:office:office" xmlns:r="http://schemas.openxmlformats.org/officeDocument/2006/relationships" xmlns:m="http://schemas.openxmlformats.org/officeDocument/2006/math" xmlns:v="urn:schemas-microsoft-com:vml" xmlns:wp="http://schemas.openxmlformats.org/drawingml/2006/wordprocessingDrawing" xmlns:w10="urn:schemas-microsoft-com:office:word" xmlns:w="http://schemas.openxmlformats.org/wordprocessingml/2006/main" xmlns:wne="http://schemas.microsoft.com/office/word/2006/wordml">
+<w:endnotes xmlns:wpc="http://schemas.microsoft.com/office/word/2010/wordprocessingCanvas" xmlns:cx="http://schemas.microsoft.com/office/drawing/2014/chartex" xmlns:cx1="http://schemas.microsoft.com/office/drawing/2015/9/8/chartex" xmlns:cx2="http://schemas.microsoft.com/office/drawing/2015/10/21/chartex" xmlns:cx3="http://schemas.microsoft.com/office/drawing/2016/5/9/chartex" xmlns:cx4="http://schemas.microsoft.com/office/drawing/2016/5/10/chartex" xmlns:cx5="http://schemas.microsoft.com/office/drawing/2016/5/11/chartex" xmlns:cx6="http://schemas.microsoft.com/office/drawing/2016/5/12/chartex" xmlns:cx7="http://schemas.microsoft.com/office/drawing/2016/5/13/chartex" xmlns:cx8="http://schemas.microsoft.com/office/drawing/2016/5/14/chartex" xmlns:mc="http://schemas.openxmlformats.org/markup-compatibility/2006" xmlns:aink="http://schemas.microsoft.com/office/drawing/2016/ink" xmlns:am3d="http://schemas.microsoft.com/office/drawing/2017/model3d" xmlns:o="urn:schemas-microsoft-com:office:office" xmlns:oel="http://schemas.microsoft.com/office/2019/extlst" xmlns:r="http://schemas.openxmlformats.org/officeDocument/2006/relationships" xmlns:m="http://schemas.openxmlformats.org/officeDocument/2006/math" xmlns:v="urn:schemas-microsoft-com:vml" xmlns:wp14="http://schemas.microsoft.com/office/word/2010/wordprocessingDrawing" xmlns:wp="http://schemas.openxmlformats.org/drawingml/2006/wordprocessingDrawing" xmlns:w10="urn:schemas-microsoft-com:office:word" xmlns:w="http://schemas.openxmlformats.org/wordprocessingml/2006/main" xmlns:w14="http://schemas.microsoft.com/office/word/2010/wordml" xmlns:w15="http://schemas.microsoft.com/office/word/2012/wordml" xmlns:w16cex="http://schemas.microsoft.com/office/word/2018/wordml/cex" xmlns:w16cid="http://schemas.microsoft.com/office/word/2016/wordml/cid" xmlns:w16="http://schemas.microsoft.com/office/word/2018/wordml" xmlns:w16du="http://schemas.microsoft.com/office/word/2023/wordml/word16du" xmlns:w16sdtdh="http://schemas.microsoft.com/office/word/2020/wordml/sdtdatahash" xmlns:w16sdtfl="http://schemas.microsoft.com/office/word/2024/wordml/sdtformatlock" xmlns:w16se="http://schemas.microsoft.com/office/word/2015/wordml/symex" xmlns:wpg="http://schemas.microsoft.com/office/word/2010/wordprocessingGroup" xmlns:wpi="http://schemas.microsoft.com/office/word/2010/wordprocessingInk" xmlns:wne="http://schemas.microsoft.com/office/word/2006/wordml" xmlns:wps="http://schemas.microsoft.com/office/word/2010/wordprocessingShape" mc:Ignorable="w14 w15 w16se w16cid w16 w16cex w16sdtdh w16sdtfl w16du wp14">
   <w:endnote w:type="separator" w:id="-1">
     <w:p>
       <w:r>
@@ -4145,7 +4372,7 @@
 </file>
 
 <file path=word/footer1.xml><?xml version="1.0" encoding="utf-8"?>
-<w:ftr xmlns:ve="http://schemas.openxmlformats.org/markup-compatibility/2006" xmlns:o="urn:schemas-microsoft-com:office:office" xmlns:r="http://schemas.openxmlformats.org/officeDocument/2006/relationships" xmlns:m="http://schemas.openxmlformats.org/officeDocument/2006/math" xmlns:v="urn:schemas-microsoft-com:vml" xmlns:wp="http://schemas.openxmlformats.org/drawingml/2006/wordprocessingDrawing" xmlns:w10="urn:schemas-microsoft-com:office:word" xmlns:w="http://schemas.openxmlformats.org/wordprocessingml/2006/main" xmlns:wne="http://schemas.microsoft.com/office/word/2006/wordml">
+<w:ftr xmlns:wpc="http://schemas.microsoft.com/office/word/2010/wordprocessingCanvas" xmlns:cx="http://schemas.microsoft.com/office/drawing/2014/chartex" xmlns:cx1="http://schemas.microsoft.com/office/drawing/2015/9/8/chartex" xmlns:cx2="http://schemas.microsoft.com/office/drawing/2015/10/21/chartex" xmlns:cx3="http://schemas.microsoft.com/office/drawing/2016/5/9/chartex" xmlns:cx4="http://schemas.microsoft.com/office/drawing/2016/5/10/chartex" xmlns:cx5="http://schemas.microsoft.com/office/drawing/2016/5/11/chartex" xmlns:cx6="http://schemas.microsoft.com/office/drawing/2016/5/12/chartex" xmlns:cx7="http://schemas.microsoft.com/office/drawing/2016/5/13/chartex" xmlns:cx8="http://schemas.microsoft.com/office/drawing/2016/5/14/chartex" xmlns:mc="http://schemas.openxmlformats.org/markup-compatibility/2006" xmlns:aink="http://schemas.microsoft.com/office/drawing/2016/ink" xmlns:am3d="http://schemas.microsoft.com/office/drawing/2017/model3d" xmlns:o="urn:schemas-microsoft-com:office:office" xmlns:oel="http://schemas.microsoft.com/office/2019/extlst" xmlns:r="http://schemas.openxmlformats.org/officeDocument/2006/relationships" xmlns:m="http://schemas.openxmlformats.org/officeDocument/2006/math" xmlns:v="urn:schemas-microsoft-com:vml" xmlns:wp14="http://schemas.microsoft.com/office/word/2010/wordprocessingDrawing" xmlns:wp="http://schemas.openxmlformats.org/drawingml/2006/wordprocessingDrawing" xmlns:w10="urn:schemas-microsoft-com:office:word" xmlns:w="http://schemas.openxmlformats.org/wordprocessingml/2006/main" xmlns:w14="http://schemas.microsoft.com/office/word/2010/wordml" xmlns:w15="http://schemas.microsoft.com/office/word/2012/wordml" xmlns:w16cex="http://schemas.microsoft.com/office/word/2018/wordml/cex" xmlns:w16cid="http://schemas.microsoft.com/office/word/2016/wordml/cid" xmlns:w16="http://schemas.microsoft.com/office/word/2018/wordml" xmlns:w16du="http://schemas.microsoft.com/office/word/2023/wordml/word16du" xmlns:w16sdtdh="http://schemas.microsoft.com/office/word/2020/wordml/sdtdatahash" xmlns:w16sdtfl="http://schemas.microsoft.com/office/word/2024/wordml/sdtformatlock" xmlns:w16se="http://schemas.microsoft.com/office/word/2015/wordml/symex" xmlns:wpg="http://schemas.microsoft.com/office/word/2010/wordprocessingGroup" xmlns:wpi="http://schemas.microsoft.com/office/word/2010/wordprocessingInk" xmlns:wne="http://schemas.microsoft.com/office/word/2006/wordml" xmlns:wps="http://schemas.microsoft.com/office/word/2010/wordprocessingShape" mc:Ignorable="w14 w15 w16se w16cid w16 w16cex w16sdtdh w16sdtfl w16du wp14">
   <w:p>
     <w:pPr>
       <w:pStyle w:val="Textoindependiente"/>
@@ -4191,7 +4418,27 @@
         <w:sz w:val="14"/>
         <w:szCs w:val="14"/>
       </w:rPr>
-      <w:t xml:space="preserve"> N° 05</w:t>
+      <w:t xml:space="preserve"> </w:t>
+    </w:r>
+    <w:proofErr w:type="spellStart"/>
+    <w:r>
+      <w:rPr>
+        <w:rFonts w:asciiTheme="majorHAnsi" w:hAnsiTheme="majorHAnsi" w:cs="Arial"/>
+        <w:b/>
+        <w:sz w:val="14"/>
+        <w:szCs w:val="14"/>
+      </w:rPr>
+      <w:t>N°</w:t>
+    </w:r>
+    <w:proofErr w:type="spellEnd"/>
+    <w:r>
+      <w:rPr>
+        <w:rFonts w:asciiTheme="majorHAnsi" w:hAnsiTheme="majorHAnsi" w:cs="Arial"/>
+        <w:b/>
+        <w:sz w:val="14"/>
+        <w:szCs w:val="14"/>
+      </w:rPr>
+      <w:t xml:space="preserve"> 05</w:t>
     </w:r>
   </w:p>
   <w:p>
@@ -4289,7 +4536,7 @@
 </file>
 
 <file path=word/footnotes.xml><?xml version="1.0" encoding="utf-8"?>
-<w:footnotes xmlns:ve="http://schemas.openxmlformats.org/markup-compatibility/2006" xmlns:o="urn:schemas-microsoft-com:office:office" xmlns:r="http://schemas.openxmlformats.org/officeDocument/2006/relationships" xmlns:m="http://schemas.openxmlformats.org/officeDocument/2006/math" xmlns:v="urn:schemas-microsoft-com:vml" xmlns:wp="http://schemas.openxmlformats.org/drawingml/2006/wordprocessingDrawing" xmlns:w10="urn:schemas-microsoft-com:office:word" xmlns:w="http://schemas.openxmlformats.org/wordprocessingml/2006/main" xmlns:wne="http://schemas.microsoft.com/office/word/2006/wordml">
+<w:footnotes xmlns:wpc="http://schemas.microsoft.com/office/word/2010/wordprocessingCanvas" xmlns:cx="http://schemas.microsoft.com/office/drawing/2014/chartex" xmlns:cx1="http://schemas.microsoft.com/office/drawing/2015/9/8/chartex" xmlns:cx2="http://schemas.microsoft.com/office/drawing/2015/10/21/chartex" xmlns:cx3="http://schemas.microsoft.com/office/drawing/2016/5/9/chartex" xmlns:cx4="http://schemas.microsoft.com/office/drawing/2016/5/10/chartex" xmlns:cx5="http://schemas.microsoft.com/office/drawing/2016/5/11/chartex" xmlns:cx6="http://schemas.microsoft.com/office/drawing/2016/5/12/chartex" xmlns:cx7="http://schemas.microsoft.com/office/drawing/2016/5/13/chartex" xmlns:cx8="http://schemas.microsoft.com/office/drawing/2016/5/14/chartex" xmlns:mc="http://schemas.openxmlformats.org/markup-compatibility/2006" xmlns:aink="http://schemas.microsoft.com/office/drawing/2016/ink" xmlns:am3d="http://schemas.microsoft.com/office/drawing/2017/model3d" xmlns:o="urn:schemas-microsoft-com:office:office" xmlns:oel="http://schemas.microsoft.com/office/2019/extlst" xmlns:r="http://schemas.openxmlformats.org/officeDocument/2006/relationships" xmlns:m="http://schemas.openxmlformats.org/officeDocument/2006/math" xmlns:v="urn:schemas-microsoft-com:vml" xmlns:wp14="http://schemas.microsoft.com/office/word/2010/wordprocessingDrawing" xmlns:wp="http://schemas.openxmlformats.org/drawingml/2006/wordprocessingDrawing" xmlns:w10="urn:schemas-microsoft-com:office:word" xmlns:w="http://schemas.openxmlformats.org/wordprocessingml/2006/main" xmlns:w14="http://schemas.microsoft.com/office/word/2010/wordml" xmlns:w15="http://schemas.microsoft.com/office/word/2012/wordml" xmlns:w16cex="http://schemas.microsoft.com/office/word/2018/wordml/cex" xmlns:w16cid="http://schemas.microsoft.com/office/word/2016/wordml/cid" xmlns:w16="http://schemas.microsoft.com/office/word/2018/wordml" xmlns:w16du="http://schemas.microsoft.com/office/word/2023/wordml/word16du" xmlns:w16sdtdh="http://schemas.microsoft.com/office/word/2020/wordml/sdtdatahash" xmlns:w16sdtfl="http://schemas.microsoft.com/office/word/2024/wordml/sdtformatlock" xmlns:w16se="http://schemas.microsoft.com/office/word/2015/wordml/symex" xmlns:wpg="http://schemas.microsoft.com/office/word/2010/wordprocessingGroup" xmlns:wpi="http://schemas.microsoft.com/office/word/2010/wordprocessingInk" xmlns:wne="http://schemas.microsoft.com/office/word/2006/wordml" xmlns:wps="http://schemas.microsoft.com/office/word/2010/wordprocessingShape" mc:Ignorable="w14 w15 w16se w16cid w16 w16cex w16sdtdh w16sdtfl w16du wp14">
   <w:footnote w:type="separator" w:id="-1">
     <w:p>
       <w:r>
@@ -4413,7 +4660,7 @@
 </file>
 
 <file path=word/header1.xml><?xml version="1.0" encoding="utf-8"?>
-<w:hdr xmlns:ve="http://schemas.openxmlformats.org/markup-compatibility/2006" xmlns:o="urn:schemas-microsoft-com:office:office" xmlns:r="http://schemas.openxmlformats.org/officeDocument/2006/relationships" xmlns:m="http://schemas.openxmlformats.org/officeDocument/2006/math" xmlns:v="urn:schemas-microsoft-com:vml" xmlns:wp="http://schemas.openxmlformats.org/drawingml/2006/wordprocessingDrawing" xmlns:w10="urn:schemas-microsoft-com:office:word" xmlns:w="http://schemas.openxmlformats.org/wordprocessingml/2006/main" xmlns:wne="http://schemas.microsoft.com/office/word/2006/wordml">
+<w:hdr xmlns:wpc="http://schemas.microsoft.com/office/word/2010/wordprocessingCanvas" xmlns:cx="http://schemas.microsoft.com/office/drawing/2014/chartex" xmlns:cx1="http://schemas.microsoft.com/office/drawing/2015/9/8/chartex" xmlns:cx2="http://schemas.microsoft.com/office/drawing/2015/10/21/chartex" xmlns:cx3="http://schemas.microsoft.com/office/drawing/2016/5/9/chartex" xmlns:cx4="http://schemas.microsoft.com/office/drawing/2016/5/10/chartex" xmlns:cx5="http://schemas.microsoft.com/office/drawing/2016/5/11/chartex" xmlns:cx6="http://schemas.microsoft.com/office/drawing/2016/5/12/chartex" xmlns:cx7="http://schemas.microsoft.com/office/drawing/2016/5/13/chartex" xmlns:cx8="http://schemas.microsoft.com/office/drawing/2016/5/14/chartex" xmlns:mc="http://schemas.openxmlformats.org/markup-compatibility/2006" xmlns:aink="http://schemas.microsoft.com/office/drawing/2016/ink" xmlns:am3d="http://schemas.microsoft.com/office/drawing/2017/model3d" xmlns:o="urn:schemas-microsoft-com:office:office" xmlns:oel="http://schemas.microsoft.com/office/2019/extlst" xmlns:r="http://schemas.openxmlformats.org/officeDocument/2006/relationships" xmlns:m="http://schemas.openxmlformats.org/officeDocument/2006/math" xmlns:v="urn:schemas-microsoft-com:vml" xmlns:wp14="http://schemas.microsoft.com/office/word/2010/wordprocessingDrawing" xmlns:wp="http://schemas.openxmlformats.org/drawingml/2006/wordprocessingDrawing" xmlns:w10="urn:schemas-microsoft-com:office:word" xmlns:w="http://schemas.openxmlformats.org/wordprocessingml/2006/main" xmlns:w14="http://schemas.microsoft.com/office/word/2010/wordml" xmlns:w15="http://schemas.microsoft.com/office/word/2012/wordml" xmlns:w16cex="http://schemas.microsoft.com/office/word/2018/wordml/cex" xmlns:w16cid="http://schemas.microsoft.com/office/word/2016/wordml/cid" xmlns:w16="http://schemas.microsoft.com/office/word/2018/wordml" xmlns:w16du="http://schemas.microsoft.com/office/word/2023/wordml/word16du" xmlns:w16sdtdh="http://schemas.microsoft.com/office/word/2020/wordml/sdtdatahash" xmlns:w16sdtfl="http://schemas.microsoft.com/office/word/2024/wordml/sdtformatlock" xmlns:w16se="http://schemas.microsoft.com/office/word/2015/wordml/symex" xmlns:wpg="http://schemas.microsoft.com/office/word/2010/wordprocessingGroup" xmlns:wpi="http://schemas.microsoft.com/office/word/2010/wordprocessingInk" xmlns:wne="http://schemas.microsoft.com/office/word/2006/wordml" xmlns:wps="http://schemas.microsoft.com/office/word/2010/wordprocessingShape" mc:Ignorable="w14 w15 w16se w16cid w16 w16cex w16sdtdh w16sdtfl w16du wp14">
   <w:p>
     <w:pPr>
       <w:pStyle w:val="Encabezado"/>
@@ -4424,7 +4671,7 @@
         <w:lang w:val="es-EC" w:eastAsia="es-EC"/>
       </w:rPr>
       <w:drawing>
-        <wp:inline distT="0" distB="0" distL="0" distR="0">
+        <wp:inline distT="0" distB="0" distL="0" distR="0" wp14:anchorId="47E71425" wp14:editId="06FC9D25">
           <wp:extent cx="1771652" cy="495300"/>
           <wp:effectExtent l="0" t="0" r="0" b="0"/>
           <wp:docPr id="1" name="Imagen 1"/>
@@ -4444,7 +4691,7 @@
                   <a:blip r:embed="rId1">
                     <a:extLst>
                       <a:ext uri="{28A0092B-C50C-407E-A947-70E740481C1C}">
-                        <a14:useLocalDpi xmlns:a14="http://schemas.microsoft.com/office/drawing/2010/main" xmlns:wps="http://schemas.microsoft.com/office/word/2010/wordprocessingShape" xmlns:wpi="http://schemas.microsoft.com/office/word/2010/wordprocessingInk" xmlns:wpg="http://schemas.microsoft.com/office/word/2010/wordprocessingGroup" xmlns:w14="http://schemas.microsoft.com/office/word/2010/wordml" xmlns:w="http://schemas.openxmlformats.org/wordprocessingml/2006/main" xmlns:w10="urn:schemas-microsoft-com:office:word" xmlns:wp14="http://schemas.microsoft.com/office/word/2010/wordprocessingDrawing" xmlns:v="urn:schemas-microsoft-com:vml" xmlns:o="urn:schemas-microsoft-com:office:office" xmlns:mc="http://schemas.openxmlformats.org/markup-compatibility/2006" xmlns:wpc="http://schemas.microsoft.com/office/word/2010/wordprocessingCanvas" xmlns="" val="0"/>
+                        <a14:useLocalDpi xmlns:a14="http://schemas.microsoft.com/office/drawing/2010/main" val="0"/>
                       </a:ext>
                     </a:extLst>
                   </a:blip>
@@ -4483,8 +4730,8 @@
 </file>
 
 <file path=word/numbering.xml><?xml version="1.0" encoding="utf-8"?>
-<w:numbering xmlns:ve="http://schemas.openxmlformats.org/markup-compatibility/2006" xmlns:o="urn:schemas-microsoft-com:office:office" xmlns:r="http://schemas.openxmlformats.org/officeDocument/2006/relationships" xmlns:m="http://schemas.openxmlformats.org/officeDocument/2006/math" xmlns:v="urn:schemas-microsoft-com:vml" xmlns:wp="http://schemas.openxmlformats.org/drawingml/2006/wordprocessingDrawing" xmlns:w10="urn:schemas-microsoft-com:office:word" xmlns:w="http://schemas.openxmlformats.org/wordprocessingml/2006/main" xmlns:wne="http://schemas.microsoft.com/office/word/2006/wordml">
-  <w:abstractNum w:abstractNumId="0">
+<w:numbering xmlns:wpc="http://schemas.microsoft.com/office/word/2010/wordprocessingCanvas" xmlns:cx="http://schemas.microsoft.com/office/drawing/2014/chartex" xmlns:cx1="http://schemas.microsoft.com/office/drawing/2015/9/8/chartex" xmlns:cx2="http://schemas.microsoft.com/office/drawing/2015/10/21/chartex" xmlns:cx3="http://schemas.microsoft.com/office/drawing/2016/5/9/chartex" xmlns:cx4="http://schemas.microsoft.com/office/drawing/2016/5/10/chartex" xmlns:cx5="http://schemas.microsoft.com/office/drawing/2016/5/11/chartex" xmlns:cx6="http://schemas.microsoft.com/office/drawing/2016/5/12/chartex" xmlns:cx7="http://schemas.microsoft.com/office/drawing/2016/5/13/chartex" xmlns:cx8="http://schemas.microsoft.com/office/drawing/2016/5/14/chartex" xmlns:mc="http://schemas.openxmlformats.org/markup-compatibility/2006" xmlns:aink="http://schemas.microsoft.com/office/drawing/2016/ink" xmlns:am3d="http://schemas.microsoft.com/office/drawing/2017/model3d" xmlns:o="urn:schemas-microsoft-com:office:office" xmlns:oel="http://schemas.microsoft.com/office/2019/extlst" xmlns:r="http://schemas.openxmlformats.org/officeDocument/2006/relationships" xmlns:m="http://schemas.openxmlformats.org/officeDocument/2006/math" xmlns:v="urn:schemas-microsoft-com:vml" xmlns:wp14="http://schemas.microsoft.com/office/word/2010/wordprocessingDrawing" xmlns:wp="http://schemas.openxmlformats.org/drawingml/2006/wordprocessingDrawing" xmlns:w10="urn:schemas-microsoft-com:office:word" xmlns:w="http://schemas.openxmlformats.org/wordprocessingml/2006/main" xmlns:w14="http://schemas.microsoft.com/office/word/2010/wordml" xmlns:w15="http://schemas.microsoft.com/office/word/2012/wordml" xmlns:w16cex="http://schemas.microsoft.com/office/word/2018/wordml/cex" xmlns:w16cid="http://schemas.microsoft.com/office/word/2016/wordml/cid" xmlns:w16="http://schemas.microsoft.com/office/word/2018/wordml" xmlns:w16du="http://schemas.microsoft.com/office/word/2023/wordml/word16du" xmlns:w16sdtdh="http://schemas.microsoft.com/office/word/2020/wordml/sdtdatahash" xmlns:w16sdtfl="http://schemas.microsoft.com/office/word/2024/wordml/sdtformatlock" xmlns:w16se="http://schemas.microsoft.com/office/word/2015/wordml/symex" xmlns:wpg="http://schemas.microsoft.com/office/word/2010/wordprocessingGroup" xmlns:wpi="http://schemas.microsoft.com/office/word/2010/wordprocessingInk" xmlns:wne="http://schemas.microsoft.com/office/word/2006/wordml" xmlns:wps="http://schemas.microsoft.com/office/word/2010/wordprocessingShape" mc:Ignorable="w14 w15 w16se w16cid w16 w16cex w16sdtdh w16sdtfl w16du wp14">
+  <w:abstractNum w:abstractNumId="0" w15:restartNumberingAfterBreak="0">
     <w:nsid w:val="014E4A2D"/>
     <w:multiLevelType w:val="multilevel"/>
     <w:tmpl w:val="5DF8678A"/>
@@ -4598,7 +4845,7 @@
       </w:rPr>
     </w:lvl>
   </w:abstractNum>
-  <w:abstractNum w:abstractNumId="1">
+  <w:abstractNum w:abstractNumId="1" w15:restartNumberingAfterBreak="0">
     <w:nsid w:val="351A70F0"/>
     <w:multiLevelType w:val="hybridMultilevel"/>
     <w:tmpl w:val="C79A1650"/>
@@ -4688,7 +4935,7 @@
       </w:pPr>
     </w:lvl>
   </w:abstractNum>
-  <w:abstractNum w:abstractNumId="2">
+  <w:abstractNum w:abstractNumId="2" w15:restartNumberingAfterBreak="0">
     <w:nsid w:val="523B728F"/>
     <w:multiLevelType w:val="multilevel"/>
     <w:tmpl w:val="56C662FC"/>
@@ -4801,7 +5048,7 @@
       </w:rPr>
     </w:lvl>
   </w:abstractNum>
-  <w:abstractNum w:abstractNumId="3">
+  <w:abstractNum w:abstractNumId="3" w15:restartNumberingAfterBreak="0">
     <w:nsid w:val="6BF85245"/>
     <w:multiLevelType w:val="hybridMultilevel"/>
     <w:tmpl w:val="93B6352A"/>
@@ -4892,7 +5139,7 @@
       </w:pPr>
     </w:lvl>
   </w:abstractNum>
-  <w:abstractNum w:abstractNumId="4">
+  <w:abstractNum w:abstractNumId="4" w15:restartNumberingAfterBreak="0">
     <w:nsid w:val="70A119B9"/>
     <w:multiLevelType w:val="hybridMultilevel"/>
     <w:tmpl w:val="9A8085FC"/>
@@ -4982,26 +5229,26 @@
       </w:pPr>
     </w:lvl>
   </w:abstractNum>
-  <w:num w:numId="1">
+  <w:num w:numId="1" w16cid:durableId="1265917348">
     <w:abstractNumId w:val="3"/>
   </w:num>
-  <w:num w:numId="2">
+  <w:num w:numId="2" w16cid:durableId="1253777355">
     <w:abstractNumId w:val="0"/>
   </w:num>
-  <w:num w:numId="3">
+  <w:num w:numId="3" w16cid:durableId="1623490181">
     <w:abstractNumId w:val="2"/>
   </w:num>
-  <w:num w:numId="4">
+  <w:num w:numId="4" w16cid:durableId="1917933422">
     <w:abstractNumId w:val="1"/>
   </w:num>
-  <w:num w:numId="5">
+  <w:num w:numId="5" w16cid:durableId="1544562072">
     <w:abstractNumId w:val="4"/>
   </w:num>
 </w:numbering>
 </file>
 
 <file path=word/styles.xml><?xml version="1.0" encoding="utf-8"?>
-<w:styles xmlns:r="http://schemas.openxmlformats.org/officeDocument/2006/relationships" xmlns:w="http://schemas.openxmlformats.org/wordprocessingml/2006/main">
+<w:styles xmlns:mc="http://schemas.openxmlformats.org/markup-compatibility/2006" xmlns:r="http://schemas.openxmlformats.org/officeDocument/2006/relationships" xmlns:w="http://schemas.openxmlformats.org/wordprocessingml/2006/main" xmlns:w14="http://schemas.microsoft.com/office/word/2010/wordml" xmlns:w15="http://schemas.microsoft.com/office/word/2012/wordml" xmlns:w16cex="http://schemas.microsoft.com/office/word/2018/wordml/cex" xmlns:w16cid="http://schemas.microsoft.com/office/word/2016/wordml/cid" xmlns:w16="http://schemas.microsoft.com/office/word/2018/wordml" xmlns:w16du="http://schemas.microsoft.com/office/word/2023/wordml/word16du" xmlns:w16sdtdh="http://schemas.microsoft.com/office/word/2020/wordml/sdtdatahash" xmlns:w16sdtfl="http://schemas.microsoft.com/office/word/2024/wordml/sdtformatlock" xmlns:w16se="http://schemas.microsoft.com/office/word/2015/wordml/symex" mc:Ignorable="w14 w15 w16se w16cid w16 w16cex w16sdtdh w16sdtfl w16du">
   <w:docDefaults>
     <w:rPrDefault>
       <w:rPr>
@@ -5017,598 +5264,383 @@
       </w:pPr>
     </w:pPrDefault>
   </w:docDefaults>
-  <w:latentStyles w:defLockedState="0" w:defUIPriority="99" w:defSemiHidden="1" w:defUnhideWhenUsed="1" w:defQFormat="0" w:count="267">
-    <w:lsdException w:name="Normal" w:semiHidden="0" w:uiPriority="0" w:unhideWhenUsed="0" w:qFormat="1"/>
-    <w:lsdException w:name="heading 1" w:semiHidden="0" w:uiPriority="9" w:unhideWhenUsed="0" w:qFormat="1"/>
-    <w:lsdException w:name="heading 2" w:uiPriority="9" w:qFormat="1"/>
-    <w:lsdException w:name="heading 3" w:uiPriority="9" w:qFormat="1"/>
-    <w:lsdException w:name="heading 4" w:uiPriority="9" w:qFormat="1"/>
-    <w:lsdException w:name="heading 5" w:uiPriority="9" w:qFormat="1"/>
-    <w:lsdException w:name="heading 6" w:uiPriority="9" w:qFormat="1"/>
-    <w:lsdException w:name="heading 7" w:uiPriority="9" w:qFormat="1"/>
-    <w:lsdException w:name="heading 8" w:uiPriority="9" w:qFormat="1"/>
-    <w:lsdException w:name="heading 9" w:uiPriority="9" w:qFormat="1"/>
-    <w:lsdException w:name="toc 1" w:uiPriority="39"/>
-    <w:lsdException w:name="toc 2" w:uiPriority="39"/>
-    <w:lsdException w:name="toc 3" w:uiPriority="39"/>
-    <w:lsdException w:name="toc 4" w:uiPriority="39"/>
-    <w:lsdException w:name="toc 5" w:uiPriority="39"/>
-    <w:lsdException w:name="toc 6" w:uiPriority="39"/>
-    <w:lsdException w:name="toc 7" w:uiPriority="39"/>
-    <w:lsdException w:name="toc 8" w:uiPriority="39"/>
-    <w:lsdException w:name="toc 9" w:uiPriority="39"/>
-    <w:lsdException w:name="footer" w:uiPriority="0"/>
-    <w:lsdException w:name="caption" w:uiPriority="35" w:qFormat="1"/>
-    <w:lsdException w:name="Title" w:semiHidden="0" w:uiPriority="10" w:unhideWhenUsed="0" w:qFormat="1"/>
-    <w:lsdException w:name="Default Paragraph Font" w:uiPriority="1"/>
-    <w:lsdException w:name="Body Text" w:uiPriority="0"/>
-    <w:lsdException w:name="Subtitle" w:semiHidden="0" w:uiPriority="0" w:unhideWhenUsed="0" w:qFormat="1"/>
-    <w:lsdException w:name="Strong" w:semiHidden="0" w:uiPriority="0" w:unhideWhenUsed="0" w:qFormat="1"/>
-    <w:lsdException w:name="Emphasis" w:semiHidden="0" w:uiPriority="20" w:unhideWhenUsed="0" w:qFormat="1"/>
-    <w:lsdException w:name="Table Grid" w:semiHidden="0" w:uiPriority="59" w:unhideWhenUsed="0"/>
-    <w:lsdException w:name="Placeholder Text" w:unhideWhenUsed="0"/>
-    <w:lsdException w:name="No Spacing" w:semiHidden="0" w:uiPriority="1" w:unhideWhenUsed="0" w:qFormat="1"/>
-    <w:lsdException w:name="Light Shading" w:semiHidden="0" w:uiPriority="60" w:unhideWhenUsed="0"/>
-    <w:lsdException w:name="Light List" w:semiHidden="0" w:uiPriority="61" w:unhideWhenUsed="0"/>
-    <w:lsdException w:name="Light Grid" w:semiHidden="0" w:uiPriority="62" w:unhideWhenUsed="0"/>
-    <w:lsdException w:name="Medium Shading 1" w:semiHidden="0" w:uiPriority="63" w:unhideWhenUsed="0"/>
-    <w:lsdException w:name="Medium Shading 2" w:semiHidden="0" w:uiPriority="64" w:unhideWhenUsed="0"/>
-    <w:lsdException w:name="Medium List 1" w:semiHidden="0" w:uiPriority="65" w:unhideWhenUsed="0"/>
-    <w:lsdException w:name="Medium List 2" w:semiHidden="0" w:uiPriority="66" w:unhideWhenUsed="0"/>
-    <w:lsdException w:name="Medium Grid 1" w:semiHidden="0" w:uiPriority="67" w:unhideWhenUsed="0"/>
-    <w:lsdException w:name="Medium Grid 2" w:semiHidden="0" w:uiPriority="68" w:unhideWhenUsed="0"/>
-    <w:lsdException w:name="Medium Grid 3" w:semiHidden="0" w:uiPriority="69" w:unhideWhenUsed="0"/>
-    <w:lsdException w:name="Dark List" w:semiHidden="0" w:uiPriority="70" w:unhideWhenUsed="0"/>
-    <w:lsdException w:name="Colorful Shading" w:semiHidden="0" w:uiPriority="71" w:unhideWhenUsed="0"/>
-    <w:lsdException w:name="Colorful List" w:semiHidden="0" w:uiPriority="72" w:unhideWhenUsed="0"/>
-    <w:lsdException w:name="Colorful Grid" w:semiHidden="0" w:uiPriority="73" w:unhideWhenUsed="0"/>
-    <w:lsdException w:name="Light Shading Accent 1" w:semiHidden="0" w:uiPriority="60" w:unhideWhenUsed="0"/>
-    <w:lsdException w:name="Light List Accent 1" w:semiHidden="0" w:uiPriority="61" w:unhideWhenUsed="0"/>
-    <w:lsdException w:name="Light Grid Accent 1" w:semiHidden="0" w:uiPriority="62" w:unhideWhenUsed="0"/>
-    <w:lsdException w:name="Medium Shading 1 Accent 1" w:semiHidden="0" w:uiPriority="63" w:unhideWhenUsed="0"/>
-    <w:lsdException w:name="Medium Shading 2 Accent 1" w:semiHidden="0" w:uiPriority="64" w:unhideWhenUsed="0"/>
-    <w:lsdException w:name="Medium List 1 Accent 1" w:semiHidden="0" w:uiPriority="65" w:unhideWhenUsed="0"/>
-    <w:lsdException w:name="Revision" w:unhideWhenUsed="0"/>
-    <w:lsdException w:name="List Paragraph" w:semiHidden="0" w:uiPriority="34" w:unhideWhenUsed="0" w:qFormat="1"/>
-    <w:lsdException w:name="Quote" w:semiHidden="0" w:uiPriority="29" w:unhideWhenUsed="0" w:qFormat="1"/>
-    <w:lsdException w:name="Intense Quote" w:semiHidden="0" w:uiPriority="30" w:unhideWhenUsed="0" w:qFormat="1"/>
-    <w:lsdException w:name="Medium List 2 Accent 1" w:semiHidden="0" w:uiPriority="66" w:unhideWhenUsed="0"/>
-    <w:lsdException w:name="Medium Grid 1 Accent 1" w:semiHidden="0" w:uiPriority="67" w:unhideWhenUsed="0"/>
-    <w:lsdException w:name="Medium Grid 2 Accent 1" w:semiHidden="0" w:uiPriority="68" w:unhideWhenUsed="0"/>
-    <w:lsdException w:name="Medium Grid 3 Accent 1" w:semiHidden="0" w:uiPriority="69" w:unhideWhenUsed="0"/>
-    <w:lsdException w:name="Dark List Accent 1" w:semiHidden="0" w:uiPriority="70" w:unhideWhenUsed="0"/>
-    <w:lsdException w:name="Colorful Shading Accent 1" w:semiHidden="0" w:uiPriority="71" w:unhideWhenUsed="0"/>
-    <w:lsdException w:name="Colorful List Accent 1" w:semiHidden="0" w:uiPriority="72" w:unhideWhenUsed="0"/>
-    <w:lsdException w:name="Colorful Grid Accent 1" w:semiHidden="0" w:uiPriority="73" w:unhideWhenUsed="0"/>
-    <w:lsdException w:name="Light Shading Accent 2" w:semiHidden="0" w:uiPriority="60" w:unhideWhenUsed="0"/>
-    <w:lsdException w:name="Light List Accent 2" w:semiHidden="0" w:uiPriority="61" w:unhideWhenUsed="0"/>
-    <w:lsdException w:name="Light Grid Accent 2" w:semiHidden="0" w:uiPriority="62" w:unhideWhenUsed="0"/>
-    <w:lsdException w:name="Medium Shading 1 Accent 2" w:semiHidden="0" w:uiPriority="63" w:unhideWhenUsed="0"/>
-    <w:lsdException w:name="Medium Shading 2 Accent 2" w:semiHidden="0" w:uiPriority="64" w:unhideWhenUsed="0"/>
-    <w:lsdException w:name="Medium List 1 Accent 2" w:semiHidden="0" w:uiPriority="65" w:unhideWhenUsed="0"/>
-    <w:lsdException w:name="Medium List 2 Accent 2" w:semiHidden="0" w:uiPriority="66" w:unhideWhenUsed="0"/>
-    <w:lsdException w:name="Medium Grid 1 Accent 2" w:semiHidden="0" w:uiPriority="67" w:unhideWhenUsed="0"/>
-    <w:lsdException w:name="Medium Grid 2 Accent 2" w:semiHidden="0" w:uiPriority="68" w:unhideWhenUsed="0"/>
-    <w:lsdException w:name="Medium Grid 3 Accent 2" w:semiHidden="0" w:uiPriority="69" w:unhideWhenUsed="0"/>
-    <w:lsdException w:name="Dark List Accent 2" w:semiHidden="0" w:uiPriority="70" w:unhideWhenUsed="0"/>
-    <w:lsdException w:name="Colorful Shading Accent 2" w:semiHidden="0" w:uiPriority="71" w:unhideWhenUsed="0"/>
-    <w:lsdException w:name="Colorful List Accent 2" w:semiHidden="0" w:uiPriority="72" w:unhideWhenUsed="0"/>
-    <w:lsdException w:name="Colorful Grid Accent 2" w:semiHidden="0" w:uiPriority="73" w:unhideWhenUsed="0"/>
-    <w:lsdException w:name="Light Shading Accent 3" w:semiHidden="0" w:uiPriority="60" w:unhideWhenUsed="0"/>
-    <w:lsdException w:name="Light List Accent 3" w:semiHidden="0" w:uiPriority="61" w:unhideWhenUsed="0"/>
-    <w:lsdException w:name="Light Grid Accent 3" w:semiHidden="0" w:uiPriority="62" w:unhideWhenUsed="0"/>
-    <w:lsdException w:name="Medium Shading 1 Accent 3" w:semiHidden="0" w:uiPriority="63" w:unhideWhenUsed="0"/>
-    <w:lsdException w:name="Medium Shading 2 Accent 3" w:semiHidden="0" w:uiPriority="64" w:unhideWhenUsed="0"/>
-    <w:lsdException w:name="Medium List 1 Accent 3" w:semiHidden="0" w:uiPriority="65" w:unhideWhenUsed="0"/>
-    <w:lsdException w:name="Medium List 2 Accent 3" w:semiHidden="0" w:uiPriority="66" w:unhideWhenUsed="0"/>
-    <w:lsdException w:name="Medium Grid 1 Accent 3" w:semiHidden="0" w:uiPriority="67" w:unhideWhenUsed="0"/>
-    <w:lsdException w:name="Medium Grid 2 Accent 3" w:semiHidden="0" w:uiPriority="68" w:unhideWhenUsed="0"/>
-    <w:lsdException w:name="Medium Grid 3 Accent 3" w:semiHidden="0" w:uiPriority="69" w:unhideWhenUsed="0"/>
-    <w:lsdException w:name="Dark List Accent 3" w:semiHidden="0" w:uiPriority="70" w:unhideWhenUsed="0"/>
-    <w:lsdException w:name="Colorful Shading Accent 3" w:semiHidden="0" w:uiPriority="71" w:unhideWhenUsed="0"/>
-    <w:lsdException w:name="Colorful List Accent 3" w:semiHidden="0" w:uiPriority="72" w:unhideWhenUsed="0"/>
-    <w:lsdException w:name="Colorful Grid Accent 3" w:semiHidden="0" w:uiPriority="73" w:unhideWhenUsed="0"/>
-    <w:lsdException w:name="Light Shading Accent 4" w:semiHidden="0" w:uiPriority="60" w:unhideWhenUsed="0"/>
-    <w:lsdException w:name="Light List Accent 4" w:semiHidden="0" w:uiPriority="61" w:unhideWhenUsed="0"/>
-    <w:lsdException w:name="Light Grid Accent 4" w:semiHidden="0" w:uiPriority="62" w:unhideWhenUsed="0"/>
-    <w:lsdException w:name="Medium Shading 1 Accent 4" w:semiHidden="0" w:uiPriority="63" w:unhideWhenUsed="0"/>
-    <w:lsdException w:name="Medium Shading 2 Accent 4" w:semiHidden="0" w:uiPriority="64" w:unhideWhenUsed="0"/>
-    <w:lsdException w:name="Medium List 1 Accent 4" w:semiHidden="0" w:uiPriority="65" w:unhideWhenUsed="0"/>
-    <w:lsdException w:name="Medium List 2 Accent 4" w:semiHidden="0" w:uiPriority="66" w:unhideWhenUsed="0"/>
-    <w:lsdException w:name="Medium Grid 1 Accent 4" w:semiHidden="0" w:uiPriority="67" w:unhideWhenUsed="0"/>
-    <w:lsdException w:name="Medium Grid 2 Accent 4" w:semiHidden="0" w:uiPriority="68" w:unhideWhenUsed="0"/>
-    <w:lsdException w:name="Medium Grid 3 Accent 4" w:semiHidden="0" w:uiPriority="69" w:unhideWhenUsed="0"/>
-    <w:lsdException w:name="Dark List Accent 4" w:semiHidden="0" w:uiPriority="70" w:unhideWhenUsed="0"/>
-    <w:lsdException w:name="Colorful Shading Accent 4" w:semiHidden="0" w:uiPriority="71" w:unhideWhenUsed="0"/>
-    <w:lsdException w:name="Colorful List Accent 4" w:semiHidden="0" w:uiPriority="72" w:unhideWhenUsed="0"/>
-    <w:lsdException w:name="Colorful Grid Accent 4" w:semiHidden="0" w:uiPriority="73" w:unhideWhenUsed="0"/>
-    <w:lsdException w:name="Light Shading Accent 5" w:semiHidden="0" w:uiPriority="60" w:unhideWhenUsed="0"/>
-    <w:lsdException w:name="Light List Accent 5" w:semiHidden="0" w:uiPriority="61" w:unhideWhenUsed="0"/>
-    <w:lsdException w:name="Light Grid Accent 5" w:semiHidden="0" w:uiPriority="62" w:unhideWhenUsed="0"/>
-    <w:lsdException w:name="Medium Shading 1 Accent 5" w:semiHidden="0" w:uiPriority="63" w:unhideWhenUsed="0"/>
-    <w:lsdException w:name="Medium Shading 2 Accent 5" w:semiHidden="0" w:uiPriority="64" w:unhideWhenUsed="0"/>
-    <w:lsdException w:name="Medium List 1 Accent 5" w:semiHidden="0" w:uiPriority="65" w:unhideWhenUsed="0"/>
-    <w:lsdException w:name="Medium List 2 Accent 5" w:semiHidden="0" w:uiPriority="66" w:unhideWhenUsed="0"/>
-    <w:lsdException w:name="Medium Grid 1 Accent 5" w:semiHidden="0" w:uiPriority="67" w:unhideWhenUsed="0"/>
-    <w:lsdException w:name="Medium Grid 2 Accent 5" w:semiHidden="0" w:uiPriority="68" w:unhideWhenUsed="0"/>
-    <w:lsdException w:name="Medium Grid 3 Accent 5" w:semiHidden="0" w:uiPriority="69" w:unhideWhenUsed="0"/>
-    <w:lsdException w:name="Dark List Accent 5" w:semiHidden="0" w:uiPriority="70" w:unhideWhenUsed="0"/>
-    <w:lsdException w:name="Colorful Shading Accent 5" w:semiHidden="0" w:uiPriority="71" w:unhideWhenUsed="0"/>
-    <w:lsdException w:name="Colorful List Accent 5" w:semiHidden="0" w:uiPriority="72" w:unhideWhenUsed="0"/>
-    <w:lsdException w:name="Colorful Grid Accent 5" w:semiHidden="0" w:uiPriority="73" w:unhideWhenUsed="0"/>
-    <w:lsdException w:name="Light Shading Accent 6" w:semiHidden="0" w:uiPriority="60" w:unhideWhenUsed="0"/>
-    <w:lsdException w:name="Light List Accent 6" w:semiHidden="0" w:uiPriority="61" w:unhideWhenUsed="0"/>
-    <w:lsdException w:name="Light Grid Accent 6" w:semiHidden="0" w:uiPriority="62" w:unhideWhenUsed="0"/>
-    <w:lsdException w:name="Medium Shading 1 Accent 6" w:semiHidden="0" w:uiPriority="63" w:unhideWhenUsed="0"/>
-    <w:lsdException w:name="Medium Shading 2 Accent 6" w:semiHidden="0" w:uiPriority="64" w:unhideWhenUsed="0"/>
-    <w:lsdException w:name="Medium List 1 Accent 6" w:semiHidden="0" w:uiPriority="65" w:unhideWhenUsed="0"/>
-    <w:lsdException w:name="Medium List 2 Accent 6" w:semiHidden="0" w:uiPriority="66" w:unhideWhenUsed="0"/>
-    <w:lsdException w:name="Medium Grid 1 Accent 6" w:semiHidden="0" w:uiPriority="67" w:unhideWhenUsed="0"/>
-    <w:lsdException w:name="Medium Grid 2 Accent 6" w:semiHidden="0" w:uiPriority="68" w:unhideWhenUsed="0"/>
-    <w:lsdException w:name="Medium Grid 3 Accent 6" w:semiHidden="0" w:uiPriority="69" w:unhideWhenUsed="0"/>
-    <w:lsdException w:name="Dark List Accent 6" w:semiHidden="0" w:uiPriority="70" w:unhideWhenUsed="0"/>
-    <w:lsdException w:name="Colorful Shading Accent 6" w:semiHidden="0" w:uiPriority="71" w:unhideWhenUsed="0"/>
-    <w:lsdException w:name="Colorful List Accent 6" w:semiHidden="0" w:uiPriority="72" w:unhideWhenUsed="0"/>
-    <w:lsdException w:name="Colorful Grid Accent 6" w:semiHidden="0" w:uiPriority="73" w:unhideWhenUsed="0"/>
-    <w:lsdException w:name="Subtle Emphasis" w:semiHidden="0" w:uiPriority="19" w:unhideWhenUsed="0" w:qFormat="1"/>
-    <w:lsdException w:name="Intense Emphasis" w:semiHidden="0" w:uiPriority="21" w:unhideWhenUsed="0" w:qFormat="1"/>
-    <w:lsdException w:name="Subtle Reference" w:semiHidden="0" w:uiPriority="31" w:unhideWhenUsed="0" w:qFormat="1"/>
-    <w:lsdException w:name="Intense Reference" w:semiHidden="0" w:uiPriority="32" w:unhideWhenUsed="0" w:qFormat="1"/>
-    <w:lsdException w:name="Book Title" w:semiHidden="0" w:uiPriority="33" w:unhideWhenUsed="0" w:qFormat="1"/>
-    <w:lsdException w:name="Bibliography" w:uiPriority="37"/>
-    <w:lsdException w:name="TOC Heading" w:uiPriority="39" w:qFormat="1"/>
-  </w:latentStyles>
-  <w:style w:type="paragraph" w:default="1" w:styleId="Normal">
-    <w:name w:val="Normal"/>
-    <w:qFormat/>
-    <w:rsid w:val="0025133F"/>
-    <w:pPr>
-      <w:spacing w:after="0" w:line="240" w:lineRule="auto"/>
-    </w:pPr>
-    <w:rPr>
-      <w:rFonts w:ascii="Times New Roman" w:eastAsia="Times New Roman" w:hAnsi="Times New Roman" w:cs="Times New Roman"/>
-      <w:sz w:val="24"/>
-      <w:szCs w:val="24"/>
-      <w:lang w:eastAsia="es-ES"/>
-    </w:rPr>
-  </w:style>
-  <w:style w:type="character" w:default="1" w:styleId="Fuentedeprrafopredeter">
-    <w:name w:val="Default Paragraph Font"/>
-    <w:uiPriority w:val="1"/>
-    <w:semiHidden/>
-    <w:unhideWhenUsed/>
-  </w:style>
-  <w:style w:type="table" w:default="1" w:styleId="Tablanormal">
-    <w:name w:val="Normal Table"/>
-    <w:uiPriority w:val="99"/>
-    <w:semiHidden/>
-    <w:unhideWhenUsed/>
-    <w:qFormat/>
-    <w:tblPr>
-      <w:tblInd w:w="0" w:type="dxa"/>
-      <w:tblCellMar>
-        <w:top w:w="0" w:type="dxa"/>
-        <w:left w:w="108" w:type="dxa"/>
-        <w:bottom w:w="0" w:type="dxa"/>
-        <w:right w:w="108" w:type="dxa"/>
-      </w:tblCellMar>
-    </w:tblPr>
-  </w:style>
-  <w:style w:type="numbering" w:default="1" w:styleId="Sinlista">
-    <w:name w:val="No List"/>
-    <w:uiPriority w:val="99"/>
-    <w:semiHidden/>
-    <w:unhideWhenUsed/>
-  </w:style>
-  <w:style w:type="paragraph" w:styleId="Textoindependiente">
-    <w:name w:val="Body Text"/>
-    <w:basedOn w:val="Normal"/>
-    <w:link w:val="TextoindependienteCar"/>
-    <w:rsid w:val="0025133F"/>
-    <w:pPr>
-      <w:jc w:val="both"/>
-    </w:pPr>
-    <w:rPr>
-      <w:rFonts w:ascii="Garamond" w:hAnsi="Garamond"/>
-      <w:sz w:val="22"/>
-      <w:lang w:val="es-MX"/>
-    </w:rPr>
-  </w:style>
-  <w:style w:type="character" w:customStyle="1" w:styleId="TextoindependienteCar">
-    <w:name w:val="Texto independiente Car"/>
-    <w:basedOn w:val="Fuentedeprrafopredeter"/>
-    <w:link w:val="Textoindependiente"/>
-    <w:rsid w:val="0025133F"/>
-    <w:rPr>
-      <w:rFonts w:ascii="Garamond" w:eastAsia="Times New Roman" w:hAnsi="Garamond" w:cs="Times New Roman"/>
-      <w:szCs w:val="24"/>
-      <w:lang w:val="es-MX" w:eastAsia="es-ES"/>
-    </w:rPr>
-  </w:style>
-  <w:style w:type="paragraph" w:styleId="Subttulo">
-    <w:name w:val="Subtitle"/>
-    <w:basedOn w:val="Normal"/>
-    <w:next w:val="Normal"/>
-    <w:link w:val="SubttuloCar"/>
-    <w:qFormat/>
-    <w:rsid w:val="0025133F"/>
-    <w:pPr>
-      <w:spacing w:after="60"/>
-      <w:jc w:val="center"/>
-      <w:outlineLvl w:val="1"/>
-    </w:pPr>
-    <w:rPr>
-      <w:rFonts w:ascii="Cambria" w:hAnsi="Cambria"/>
-      <w:bCs/>
-    </w:rPr>
-  </w:style>
-  <w:style w:type="character" w:customStyle="1" w:styleId="SubttuloCar">
-    <w:name w:val="Subtítulo Car"/>
-    <w:basedOn w:val="Fuentedeprrafopredeter"/>
-    <w:link w:val="Subttulo"/>
-    <w:rsid w:val="0025133F"/>
-    <w:rPr>
-      <w:rFonts w:ascii="Cambria" w:eastAsia="Times New Roman" w:hAnsi="Cambria" w:cs="Times New Roman"/>
-      <w:bCs/>
-      <w:sz w:val="24"/>
-      <w:szCs w:val="24"/>
-    </w:rPr>
-  </w:style>
-  <w:style w:type="character" w:styleId="Textoennegrita">
-    <w:name w:val="Strong"/>
-    <w:qFormat/>
-    <w:rsid w:val="0025133F"/>
-    <w:rPr>
-      <w:b/>
-      <w:bCs/>
-    </w:rPr>
-  </w:style>
-  <w:style w:type="paragraph" w:customStyle="1" w:styleId="TableParagraph">
-    <w:name w:val="Table Paragraph"/>
-    <w:basedOn w:val="Normal"/>
-    <w:uiPriority w:val="1"/>
-    <w:qFormat/>
-    <w:rsid w:val="0025133F"/>
-    <w:pPr>
-      <w:widowControl w:val="0"/>
-    </w:pPr>
-    <w:rPr>
-      <w:rFonts w:ascii="Calibri" w:eastAsia="Calibri" w:hAnsi="Calibri"/>
-      <w:sz w:val="22"/>
-      <w:szCs w:val="22"/>
-      <w:lang w:val="en-US" w:eastAsia="en-US"/>
-    </w:rPr>
-  </w:style>
-  <w:style w:type="paragraph" w:styleId="Encabezado">
-    <w:name w:val="header"/>
-    <w:basedOn w:val="Normal"/>
-    <w:link w:val="EncabezadoCar"/>
-    <w:uiPriority w:val="99"/>
-    <w:unhideWhenUsed/>
-    <w:rsid w:val="0025133F"/>
-    <w:pPr>
-      <w:tabs>
-        <w:tab w:val="center" w:pos="4252"/>
-        <w:tab w:val="right" w:pos="8504"/>
-      </w:tabs>
-    </w:pPr>
-  </w:style>
-  <w:style w:type="character" w:customStyle="1" w:styleId="EncabezadoCar">
-    <w:name w:val="Encabezado Car"/>
-    <w:basedOn w:val="Fuentedeprrafopredeter"/>
-    <w:link w:val="Encabezado"/>
-    <w:uiPriority w:val="99"/>
-    <w:rsid w:val="0025133F"/>
-    <w:rPr>
-      <w:rFonts w:ascii="Times New Roman" w:eastAsia="Times New Roman" w:hAnsi="Times New Roman" w:cs="Times New Roman"/>
-      <w:sz w:val="24"/>
-      <w:szCs w:val="24"/>
-      <w:lang w:eastAsia="es-ES"/>
-    </w:rPr>
-  </w:style>
-  <w:style w:type="paragraph" w:styleId="Piedepgina">
-    <w:name w:val="footer"/>
-    <w:basedOn w:val="Normal"/>
-    <w:link w:val="PiedepginaCar"/>
-    <w:unhideWhenUsed/>
-    <w:rsid w:val="0025133F"/>
-    <w:pPr>
-      <w:tabs>
-        <w:tab w:val="center" w:pos="4252"/>
-        <w:tab w:val="right" w:pos="8504"/>
-      </w:tabs>
-    </w:pPr>
-  </w:style>
-  <w:style w:type="character" w:customStyle="1" w:styleId="PiedepginaCar">
-    <w:name w:val="Pie de página Car"/>
-    <w:basedOn w:val="Fuentedeprrafopredeter"/>
-    <w:link w:val="Piedepgina"/>
-    <w:rsid w:val="0025133F"/>
-    <w:rPr>
-      <w:rFonts w:ascii="Times New Roman" w:eastAsia="Times New Roman" w:hAnsi="Times New Roman" w:cs="Times New Roman"/>
-      <w:sz w:val="24"/>
-      <w:szCs w:val="24"/>
-      <w:lang w:eastAsia="es-ES"/>
-    </w:rPr>
-  </w:style>
-  <w:style w:type="paragraph" w:styleId="Textodeglobo">
-    <w:name w:val="Balloon Text"/>
-    <w:basedOn w:val="Normal"/>
-    <w:link w:val="TextodegloboCar"/>
-    <w:uiPriority w:val="99"/>
-    <w:semiHidden/>
-    <w:unhideWhenUsed/>
-    <w:rsid w:val="0025133F"/>
-    <w:rPr>
-      <w:rFonts w:ascii="Tahoma" w:hAnsi="Tahoma" w:cs="Tahoma"/>
-      <w:sz w:val="16"/>
-      <w:szCs w:val="16"/>
-    </w:rPr>
-  </w:style>
-  <w:style w:type="character" w:customStyle="1" w:styleId="TextodegloboCar">
-    <w:name w:val="Texto de globo Car"/>
-    <w:basedOn w:val="Fuentedeprrafopredeter"/>
-    <w:link w:val="Textodeglobo"/>
-    <w:uiPriority w:val="99"/>
-    <w:semiHidden/>
-    <w:rsid w:val="0025133F"/>
-    <w:rPr>
-      <w:rFonts w:ascii="Tahoma" w:eastAsia="Times New Roman" w:hAnsi="Tahoma" w:cs="Tahoma"/>
-      <w:sz w:val="16"/>
-      <w:szCs w:val="16"/>
-      <w:lang w:eastAsia="es-ES"/>
-    </w:rPr>
-  </w:style>
-  <w:style w:type="table" w:styleId="Tablaconcuadrcula">
-    <w:name w:val="Table Grid"/>
-    <w:basedOn w:val="Tablanormal"/>
-    <w:uiPriority w:val="59"/>
-    <w:rsid w:val="00B01C47"/>
-    <w:pPr>
-      <w:spacing w:after="0" w:line="240" w:lineRule="auto"/>
-    </w:pPr>
-    <w:tblPr>
-      <w:tblInd w:w="0" w:type="dxa"/>
-      <w:tblBorders>
-        <w:top w:val="single" w:sz="4" w:space="0" w:color="auto"/>
-        <w:left w:val="single" w:sz="4" w:space="0" w:color="auto"/>
-        <w:bottom w:val="single" w:sz="4" w:space="0" w:color="auto"/>
-        <w:right w:val="single" w:sz="4" w:space="0" w:color="auto"/>
-        <w:insideH w:val="single" w:sz="4" w:space="0" w:color="auto"/>
-        <w:insideV w:val="single" w:sz="4" w:space="0" w:color="auto"/>
-      </w:tblBorders>
-      <w:tblCellMar>
-        <w:top w:w="0" w:type="dxa"/>
-        <w:left w:w="108" w:type="dxa"/>
-        <w:bottom w:w="0" w:type="dxa"/>
-        <w:right w:w="108" w:type="dxa"/>
-      </w:tblCellMar>
-    </w:tblPr>
-  </w:style>
-  <w:style w:type="paragraph" w:styleId="Prrafodelista">
-    <w:name w:val="List Paragraph"/>
-    <w:basedOn w:val="Normal"/>
-    <w:uiPriority w:val="34"/>
-    <w:qFormat/>
-    <w:rsid w:val="00761E43"/>
-    <w:pPr>
-      <w:ind w:left="720"/>
-      <w:contextualSpacing/>
-    </w:pPr>
-  </w:style>
-  <w:style w:type="paragraph" w:styleId="Sinespaciado">
-    <w:name w:val="No Spacing"/>
-    <w:uiPriority w:val="1"/>
-    <w:qFormat/>
-    <w:rsid w:val="00243A1C"/>
-    <w:pPr>
-      <w:spacing w:after="0" w:line="240" w:lineRule="auto"/>
-    </w:pPr>
-    <w:rPr>
-      <w:rFonts w:ascii="Times New Roman" w:eastAsia="Times New Roman" w:hAnsi="Times New Roman" w:cs="Times New Roman"/>
-      <w:sz w:val="24"/>
-      <w:szCs w:val="24"/>
-      <w:lang w:eastAsia="es-ES"/>
-    </w:rPr>
-  </w:style>
-  <w:style w:type="paragraph" w:styleId="Textonotapie">
-    <w:name w:val="footnote text"/>
-    <w:basedOn w:val="Normal"/>
-    <w:link w:val="TextonotapieCar"/>
-    <w:uiPriority w:val="99"/>
-    <w:semiHidden/>
-    <w:unhideWhenUsed/>
-    <w:rsid w:val="00314FC4"/>
-    <w:rPr>
-      <w:rFonts w:asciiTheme="minorHAnsi" w:eastAsiaTheme="minorHAnsi" w:hAnsiTheme="minorHAnsi" w:cstheme="minorBidi"/>
-      <w:sz w:val="20"/>
-      <w:szCs w:val="20"/>
-      <w:lang w:eastAsia="en-US"/>
-    </w:rPr>
-  </w:style>
-  <w:style w:type="character" w:customStyle="1" w:styleId="TextonotapieCar">
-    <w:name w:val="Texto nota pie Car"/>
-    <w:basedOn w:val="Fuentedeprrafopredeter"/>
-    <w:link w:val="Textonotapie"/>
-    <w:uiPriority w:val="99"/>
-    <w:semiHidden/>
-    <w:rsid w:val="00314FC4"/>
-    <w:rPr>
-      <w:sz w:val="20"/>
-      <w:szCs w:val="20"/>
-    </w:rPr>
-  </w:style>
-  <w:style w:type="character" w:styleId="Refdenotaalpie">
-    <w:name w:val="footnote reference"/>
-    <w:basedOn w:val="Fuentedeprrafopredeter"/>
-    <w:uiPriority w:val="99"/>
-    <w:semiHidden/>
-    <w:unhideWhenUsed/>
-    <w:rsid w:val="00314FC4"/>
-    <w:rPr>
-      <w:vertAlign w:val="superscript"/>
-    </w:rPr>
-  </w:style>
-</w:styles>
-</file>
-
-<file path=word/stylesWithEffects.xml><?xml version="1.0" encoding="utf-8"?>
-<w:styles xmlns:wpc="http://schemas.microsoft.com/office/word/2010/wordprocessingCanvas" xmlns:mc="http://schemas.openxmlformats.org/markup-compatibility/2006" xmlns:o="urn:schemas-microsoft-com:office:office" xmlns:r="http://schemas.openxmlformats.org/officeDocument/2006/relationships" xmlns:m="http://schemas.openxmlformats.org/officeDocument/2006/math" xmlns:v="urn:schemas-microsoft-com:vml" xmlns:wp14="http://schemas.microsoft.com/office/word/2010/wordprocessingDrawing" xmlns:wp="http://schemas.openxmlformats.org/drawingml/2006/wordprocessingDrawing" xmlns:w10="urn:schemas-microsoft-com:office:word" xmlns:w="http://schemas.openxmlformats.org/wordprocessingml/2006/main" xmlns:w14="http://schemas.microsoft.com/office/word/2010/wordml" xmlns:wpg="http://schemas.microsoft.com/office/word/2010/wordprocessingGroup" xmlns:wpi="http://schemas.microsoft.com/office/word/2010/wordprocessingInk" xmlns:wne="http://schemas.microsoft.com/office/word/2006/wordml" xmlns:wps="http://schemas.microsoft.com/office/word/2010/wordprocessingShape" mc:Ignorable="w14 wp14">
-  <w:docDefaults>
-    <w:rPrDefault>
-      <w:rPr>
-        <w:rFonts w:asciiTheme="minorHAnsi" w:eastAsiaTheme="minorHAnsi" w:hAnsiTheme="minorHAnsi" w:cstheme="minorBidi"/>
-        <w:sz w:val="22"/>
-        <w:szCs w:val="22"/>
-        <w:lang w:val="es-ES" w:eastAsia="en-US" w:bidi="ar-SA"/>
-      </w:rPr>
-    </w:rPrDefault>
-    <w:pPrDefault>
-      <w:pPr>
-        <w:spacing w:after="200" w:line="276" w:lineRule="auto"/>
-      </w:pPr>
-    </w:pPrDefault>
-  </w:docDefaults>
-  <w:latentStyles w:defLockedState="0" w:defUIPriority="99" w:defSemiHidden="1" w:defUnhideWhenUsed="1" w:defQFormat="0" w:count="267">
-    <w:lsdException w:name="Normal" w:semiHidden="0" w:uiPriority="0" w:unhideWhenUsed="0" w:qFormat="1"/>
-    <w:lsdException w:name="heading 1" w:semiHidden="0" w:uiPriority="9" w:unhideWhenUsed="0" w:qFormat="1"/>
-    <w:lsdException w:name="heading 2" w:uiPriority="9" w:qFormat="1"/>
-    <w:lsdException w:name="heading 3" w:uiPriority="9" w:qFormat="1"/>
-    <w:lsdException w:name="heading 4" w:uiPriority="9" w:qFormat="1"/>
-    <w:lsdException w:name="heading 5" w:uiPriority="9" w:qFormat="1"/>
-    <w:lsdException w:name="heading 6" w:uiPriority="9" w:qFormat="1"/>
-    <w:lsdException w:name="heading 7" w:uiPriority="9" w:qFormat="1"/>
-    <w:lsdException w:name="heading 8" w:uiPriority="9" w:qFormat="1"/>
-    <w:lsdException w:name="heading 9" w:uiPriority="9" w:qFormat="1"/>
-    <w:lsdException w:name="toc 1" w:uiPriority="39"/>
-    <w:lsdException w:name="toc 2" w:uiPriority="39"/>
-    <w:lsdException w:name="toc 3" w:uiPriority="39"/>
-    <w:lsdException w:name="toc 4" w:uiPriority="39"/>
-    <w:lsdException w:name="toc 5" w:uiPriority="39"/>
-    <w:lsdException w:name="toc 6" w:uiPriority="39"/>
-    <w:lsdException w:name="toc 7" w:uiPriority="39"/>
-    <w:lsdException w:name="toc 8" w:uiPriority="39"/>
-    <w:lsdException w:name="toc 9" w:uiPriority="39"/>
-    <w:lsdException w:name="footer" w:uiPriority="0"/>
-    <w:lsdException w:name="caption" w:uiPriority="35" w:qFormat="1"/>
-    <w:lsdException w:name="Title" w:semiHidden="0" w:uiPriority="10" w:unhideWhenUsed="0" w:qFormat="1"/>
-    <w:lsdException w:name="Default Paragraph Font" w:uiPriority="1"/>
-    <w:lsdException w:name="Body Text" w:uiPriority="0"/>
-    <w:lsdException w:name="Subtitle" w:semiHidden="0" w:uiPriority="0" w:unhideWhenUsed="0" w:qFormat="1"/>
-    <w:lsdException w:name="Strong" w:semiHidden="0" w:uiPriority="0" w:unhideWhenUsed="0" w:qFormat="1"/>
-    <w:lsdException w:name="Emphasis" w:semiHidden="0" w:uiPriority="20" w:unhideWhenUsed="0" w:qFormat="1"/>
-    <w:lsdException w:name="Table Grid" w:semiHidden="0" w:uiPriority="59" w:unhideWhenUsed="0"/>
-    <w:lsdException w:name="Placeholder Text" w:unhideWhenUsed="0"/>
-    <w:lsdException w:name="No Spacing" w:semiHidden="0" w:uiPriority="1" w:unhideWhenUsed="0" w:qFormat="1"/>
-    <w:lsdException w:name="Light Shading" w:semiHidden="0" w:uiPriority="60" w:unhideWhenUsed="0"/>
-    <w:lsdException w:name="Light List" w:semiHidden="0" w:uiPriority="61" w:unhideWhenUsed="0"/>
-    <w:lsdException w:name="Light Grid" w:semiHidden="0" w:uiPriority="62" w:unhideWhenUsed="0"/>
-    <w:lsdException w:name="Medium Shading 1" w:semiHidden="0" w:uiPriority="63" w:unhideWhenUsed="0"/>
-    <w:lsdException w:name="Medium Shading 2" w:semiHidden="0" w:uiPriority="64" w:unhideWhenUsed="0"/>
-    <w:lsdException w:name="Medium List 1" w:semiHidden="0" w:uiPriority="65" w:unhideWhenUsed="0"/>
-    <w:lsdException w:name="Medium List 2" w:semiHidden="0" w:uiPriority="66" w:unhideWhenUsed="0"/>
-    <w:lsdException w:name="Medium Grid 1" w:semiHidden="0" w:uiPriority="67" w:unhideWhenUsed="0"/>
-    <w:lsdException w:name="Medium Grid 2" w:semiHidden="0" w:uiPriority="68" w:unhideWhenUsed="0"/>
-    <w:lsdException w:name="Medium Grid 3" w:semiHidden="0" w:uiPriority="69" w:unhideWhenUsed="0"/>
-    <w:lsdException w:name="Dark List" w:semiHidden="0" w:uiPriority="70" w:unhideWhenUsed="0"/>
-    <w:lsdException w:name="Colorful Shading" w:semiHidden="0" w:uiPriority="71" w:unhideWhenUsed="0"/>
-    <w:lsdException w:name="Colorful List" w:semiHidden="0" w:uiPriority="72" w:unhideWhenUsed="0"/>
-    <w:lsdException w:name="Colorful Grid" w:semiHidden="0" w:uiPriority="73" w:unhideWhenUsed="0"/>
-    <w:lsdException w:name="Light Shading Accent 1" w:semiHidden="0" w:uiPriority="60" w:unhideWhenUsed="0"/>
-    <w:lsdException w:name="Light List Accent 1" w:semiHidden="0" w:uiPriority="61" w:unhideWhenUsed="0"/>
-    <w:lsdException w:name="Light Grid Accent 1" w:semiHidden="0" w:uiPriority="62" w:unhideWhenUsed="0"/>
-    <w:lsdException w:name="Medium Shading 1 Accent 1" w:semiHidden="0" w:uiPriority="63" w:unhideWhenUsed="0"/>
-    <w:lsdException w:name="Medium Shading 2 Accent 1" w:semiHidden="0" w:uiPriority="64" w:unhideWhenUsed="0"/>
-    <w:lsdException w:name="Medium List 1 Accent 1" w:semiHidden="0" w:uiPriority="65" w:unhideWhenUsed="0"/>
-    <w:lsdException w:name="Revision" w:unhideWhenUsed="0"/>
-    <w:lsdException w:name="List Paragraph" w:semiHidden="0" w:uiPriority="34" w:unhideWhenUsed="0" w:qFormat="1"/>
-    <w:lsdException w:name="Quote" w:semiHidden="0" w:uiPriority="29" w:unhideWhenUsed="0" w:qFormat="1"/>
-    <w:lsdException w:name="Intense Quote" w:semiHidden="0" w:uiPriority="30" w:unhideWhenUsed="0" w:qFormat="1"/>
-    <w:lsdException w:name="Medium List 2 Accent 1" w:semiHidden="0" w:uiPriority="66" w:unhideWhenUsed="0"/>
-    <w:lsdException w:name="Medium Grid 1 Accent 1" w:semiHidden="0" w:uiPriority="67" w:unhideWhenUsed="0"/>
-    <w:lsdException w:name="Medium Grid 2 Accent 1" w:semiHidden="0" w:uiPriority="68" w:unhideWhenUsed="0"/>
-    <w:lsdException w:name="Medium Grid 3 Accent 1" w:semiHidden="0" w:uiPriority="69" w:unhideWhenUsed="0"/>
-    <w:lsdException w:name="Dark List Accent 1" w:semiHidden="0" w:uiPriority="70" w:unhideWhenUsed="0"/>
-    <w:lsdException w:name="Colorful Shading Accent 1" w:semiHidden="0" w:uiPriority="71" w:unhideWhenUsed="0"/>
-    <w:lsdException w:name="Colorful List Accent 1" w:semiHidden="0" w:uiPriority="72" w:unhideWhenUsed="0"/>
-    <w:lsdException w:name="Colorful Grid Accent 1" w:semiHidden="0" w:uiPriority="73" w:unhideWhenUsed="0"/>
-    <w:lsdException w:name="Light Shading Accent 2" w:semiHidden="0" w:uiPriority="60" w:unhideWhenUsed="0"/>
-    <w:lsdException w:name="Light List Accent 2" w:semiHidden="0" w:uiPriority="61" w:unhideWhenUsed="0"/>
-    <w:lsdException w:name="Light Grid Accent 2" w:semiHidden="0" w:uiPriority="62" w:unhideWhenUsed="0"/>
-    <w:lsdException w:name="Medium Shading 1 Accent 2" w:semiHidden="0" w:uiPriority="63" w:unhideWhenUsed="0"/>
-    <w:lsdException w:name="Medium Shading 2 Accent 2" w:semiHidden="0" w:uiPriority="64" w:unhideWhenUsed="0"/>
-    <w:lsdException w:name="Medium List 1 Accent 2" w:semiHidden="0" w:uiPriority="65" w:unhideWhenUsed="0"/>
-    <w:lsdException w:name="Medium List 2 Accent 2" w:semiHidden="0" w:uiPriority="66" w:unhideWhenUsed="0"/>
-    <w:lsdException w:name="Medium Grid 1 Accent 2" w:semiHidden="0" w:uiPriority="67" w:unhideWhenUsed="0"/>
-    <w:lsdException w:name="Medium Grid 2 Accent 2" w:semiHidden="0" w:uiPriority="68" w:unhideWhenUsed="0"/>
-    <w:lsdException w:name="Medium Grid 3 Accent 2" w:semiHidden="0" w:uiPriority="69" w:unhideWhenUsed="0"/>
-    <w:lsdException w:name="Dark List Accent 2" w:semiHidden="0" w:uiPriority="70" w:unhideWhenUsed="0"/>
-    <w:lsdException w:name="Colorful Shading Accent 2" w:semiHidden="0" w:uiPriority="71" w:unhideWhenUsed="0"/>
-    <w:lsdException w:name="Colorful List Accent 2" w:semiHidden="0" w:uiPriority="72" w:unhideWhenUsed="0"/>
-    <w:lsdException w:name="Colorful Grid Accent 2" w:semiHidden="0" w:uiPriority="73" w:unhideWhenUsed="0"/>
-    <w:lsdException w:name="Light Shading Accent 3" w:semiHidden="0" w:uiPriority="60" w:unhideWhenUsed="0"/>
-    <w:lsdException w:name="Light List Accent 3" w:semiHidden="0" w:uiPriority="61" w:unhideWhenUsed="0"/>
-    <w:lsdException w:name="Light Grid Accent 3" w:semiHidden="0" w:uiPriority="62" w:unhideWhenUsed="0"/>
-    <w:lsdException w:name="Medium Shading 1 Accent 3" w:semiHidden="0" w:uiPriority="63" w:unhideWhenUsed="0"/>
-    <w:lsdException w:name="Medium Shading 2 Accent 3" w:semiHidden="0" w:uiPriority="64" w:unhideWhenUsed="0"/>
-    <w:lsdException w:name="Medium List 1 Accent 3" w:semiHidden="0" w:uiPriority="65" w:unhideWhenUsed="0"/>
-    <w:lsdException w:name="Medium List 2 Accent 3" w:semiHidden="0" w:uiPriority="66" w:unhideWhenUsed="0"/>
-    <w:lsdException w:name="Medium Grid 1 Accent 3" w:semiHidden="0" w:uiPriority="67" w:unhideWhenUsed="0"/>
-    <w:lsdException w:name="Medium Grid 2 Accent 3" w:semiHidden="0" w:uiPriority="68" w:unhideWhenUsed="0"/>
-    <w:lsdException w:name="Medium Grid 3 Accent 3" w:semiHidden="0" w:uiPriority="69" w:unhideWhenUsed="0"/>
-    <w:lsdException w:name="Dark List Accent 3" w:semiHidden="0" w:uiPriority="70" w:unhideWhenUsed="0"/>
-    <w:lsdException w:name="Colorful Shading Accent 3" w:semiHidden="0" w:uiPriority="71" w:unhideWhenUsed="0"/>
-    <w:lsdException w:name="Colorful List Accent 3" w:semiHidden="0" w:uiPriority="72" w:unhideWhenUsed="0"/>
-    <w:lsdException w:name="Colorful Grid Accent 3" w:semiHidden="0" w:uiPriority="73" w:unhideWhenUsed="0"/>
-    <w:lsdException w:name="Light Shading Accent 4" w:semiHidden="0" w:uiPriority="60" w:unhideWhenUsed="0"/>
-    <w:lsdException w:name="Light List Accent 4" w:semiHidden="0" w:uiPriority="61" w:unhideWhenUsed="0"/>
-    <w:lsdException w:name="Light Grid Accent 4" w:semiHidden="0" w:uiPriority="62" w:unhideWhenUsed="0"/>
-    <w:lsdException w:name="Medium Shading 1 Accent 4" w:semiHidden="0" w:uiPriority="63" w:unhideWhenUsed="0"/>
-    <w:lsdException w:name="Medium Shading 2 Accent 4" w:semiHidden="0" w:uiPriority="64" w:unhideWhenUsed="0"/>
-    <w:lsdException w:name="Medium List 1 Accent 4" w:semiHidden="0" w:uiPriority="65" w:unhideWhenUsed="0"/>
-    <w:lsdException w:name="Medium List 2 Accent 4" w:semiHidden="0" w:uiPriority="66" w:unhideWhenUsed="0"/>
-    <w:lsdException w:name="Medium Grid 1 Accent 4" w:semiHidden="0" w:uiPriority="67" w:unhideWhenUsed="0"/>
-    <w:lsdException w:name="Medium Grid 2 Accent 4" w:semiHidden="0" w:uiPriority="68" w:unhideWhenUsed="0"/>
-    <w:lsdException w:name="Medium Grid 3 Accent 4" w:semiHidden="0" w:uiPriority="69" w:unhideWhenUsed="0"/>
-    <w:lsdException w:name="Dark List Accent 4" w:semiHidden="0" w:uiPriority="70" w:unhideWhenUsed="0"/>
-    <w:lsdException w:name="Colorful Shading Accent 4" w:semiHidden="0" w:uiPriority="71" w:unhideWhenUsed="0"/>
-    <w:lsdException w:name="Colorful List Accent 4" w:semiHidden="0" w:uiPriority="72" w:unhideWhenUsed="0"/>
-    <w:lsdException w:name="Colorful Grid Accent 4" w:semiHidden="0" w:uiPriority="73" w:unhideWhenUsed="0"/>
-    <w:lsdException w:name="Light Shading Accent 5" w:semiHidden="0" w:uiPriority="60" w:unhideWhenUsed="0"/>
-    <w:lsdException w:name="Light List Accent 5" w:semiHidden="0" w:uiPriority="61" w:unhideWhenUsed="0"/>
-    <w:lsdException w:name="Light Grid Accent 5" w:semiHidden="0" w:uiPriority="62" w:unhideWhenUsed="0"/>
-    <w:lsdException w:name="Medium Shading 1 Accent 5" w:semiHidden="0" w:uiPriority="63" w:unhideWhenUsed="0"/>
-    <w:lsdException w:name="Medium Shading 2 Accent 5" w:semiHidden="0" w:uiPriority="64" w:unhideWhenUsed="0"/>
-    <w:lsdException w:name="Medium List 1 Accent 5" w:semiHidden="0" w:uiPriority="65" w:unhideWhenUsed="0"/>
-    <w:lsdException w:name="Medium List 2 Accent 5" w:semiHidden="0" w:uiPriority="66" w:unhideWhenUsed="0"/>
-    <w:lsdException w:name="Medium Grid 1 Accent 5" w:semiHidden="0" w:uiPriority="67" w:unhideWhenUsed="0"/>
-    <w:lsdException w:name="Medium Grid 2 Accent 5" w:semiHidden="0" w:uiPriority="68" w:unhideWhenUsed="0"/>
-    <w:lsdException w:name="Medium Grid 3 Accent 5" w:semiHidden="0" w:uiPriority="69" w:unhideWhenUsed="0"/>
-    <w:lsdException w:name="Dark List Accent 5" w:semiHidden="0" w:uiPriority="70" w:unhideWhenUsed="0"/>
-    <w:lsdException w:name="Colorful Shading Accent 5" w:semiHidden="0" w:uiPriority="71" w:unhideWhenUsed="0"/>
-    <w:lsdException w:name="Colorful List Accent 5" w:semiHidden="0" w:uiPriority="72" w:unhideWhenUsed="0"/>
-    <w:lsdException w:name="Colorful Grid Accent 5" w:semiHidden="0" w:uiPriority="73" w:unhideWhenUsed="0"/>
-    <w:lsdException w:name="Light Shading Accent 6" w:semiHidden="0" w:uiPriority="60" w:unhideWhenUsed="0"/>
-    <w:lsdException w:name="Light List Accent 6" w:semiHidden="0" w:uiPriority="61" w:unhideWhenUsed="0"/>
-    <w:lsdException w:name="Light Grid Accent 6" w:semiHidden="0" w:uiPriority="62" w:unhideWhenUsed="0"/>
-    <w:lsdException w:name="Medium Shading 1 Accent 6" w:semiHidden="0" w:uiPriority="63" w:unhideWhenUsed="0"/>
-    <w:lsdException w:name="Medium Shading 2 Accent 6" w:semiHidden="0" w:uiPriority="64" w:unhideWhenUsed="0"/>
-    <w:lsdException w:name="Medium List 1 Accent 6" w:semiHidden="0" w:uiPriority="65" w:unhideWhenUsed="0"/>
-    <w:lsdException w:name="Medium List 2 Accent 6" w:semiHidden="0" w:uiPriority="66" w:unhideWhenUsed="0"/>
-    <w:lsdException w:name="Medium Grid 1 Accent 6" w:semiHidden="0" w:uiPriority="67" w:unhideWhenUsed="0"/>
-    <w:lsdException w:name="Medium Grid 2 Accent 6" w:semiHidden="0" w:uiPriority="68" w:unhideWhenUsed="0"/>
-    <w:lsdException w:name="Medium Grid 3 Accent 6" w:semiHidden="0" w:uiPriority="69" w:unhideWhenUsed="0"/>
-    <w:lsdException w:name="Dark List Accent 6" w:semiHidden="0" w:uiPriority="70" w:unhideWhenUsed="0"/>
-    <w:lsdException w:name="Colorful Shading Accent 6" w:semiHidden="0" w:uiPriority="71" w:unhideWhenUsed="0"/>
-    <w:lsdException w:name="Colorful List Accent 6" w:semiHidden="0" w:uiPriority="72" w:unhideWhenUsed="0"/>
-    <w:lsdException w:name="Colorful Grid Accent 6" w:semiHidden="0" w:uiPriority="73" w:unhideWhenUsed="0"/>
-    <w:lsdException w:name="Subtle Emphasis" w:semiHidden="0" w:uiPriority="19" w:unhideWhenUsed="0" w:qFormat="1"/>
-    <w:lsdException w:name="Intense Emphasis" w:semiHidden="0" w:uiPriority="21" w:unhideWhenUsed="0" w:qFormat="1"/>
-    <w:lsdException w:name="Subtle Reference" w:semiHidden="0" w:uiPriority="31" w:unhideWhenUsed="0" w:qFormat="1"/>
-    <w:lsdException w:name="Intense Reference" w:semiHidden="0" w:uiPriority="32" w:unhideWhenUsed="0" w:qFormat="1"/>
-    <w:lsdException w:name="Book Title" w:semiHidden="0" w:uiPriority="33" w:unhideWhenUsed="0" w:qFormat="1"/>
-    <w:lsdException w:name="Bibliography" w:uiPriority="37"/>
-    <w:lsdException w:name="TOC Heading" w:uiPriority="39" w:qFormat="1"/>
+  <w:latentStyles w:defLockedState="0" w:defUIPriority="99" w:defSemiHidden="0" w:defUnhideWhenUsed="0" w:defQFormat="0" w:count="376">
+    <w:lsdException w:name="Normal" w:uiPriority="0" w:qFormat="1"/>
+    <w:lsdException w:name="heading 1" w:uiPriority="9" w:qFormat="1"/>
+    <w:lsdException w:name="heading 2" w:semiHidden="1" w:uiPriority="9" w:unhideWhenUsed="1" w:qFormat="1"/>
+    <w:lsdException w:name="heading 3" w:semiHidden="1" w:uiPriority="9" w:unhideWhenUsed="1" w:qFormat="1"/>
+    <w:lsdException w:name="heading 4" w:semiHidden="1" w:uiPriority="9" w:unhideWhenUsed="1" w:qFormat="1"/>
+    <w:lsdException w:name="heading 5" w:semiHidden="1" w:uiPriority="9" w:unhideWhenUsed="1" w:qFormat="1"/>
+    <w:lsdException w:name="heading 6" w:semiHidden="1" w:uiPriority="9" w:unhideWhenUsed="1" w:qFormat="1"/>
+    <w:lsdException w:name="heading 7" w:semiHidden="1" w:uiPriority="9" w:unhideWhenUsed="1" w:qFormat="1"/>
+    <w:lsdException w:name="heading 8" w:semiHidden="1" w:uiPriority="9" w:unhideWhenUsed="1" w:qFormat="1"/>
+    <w:lsdException w:name="heading 9" w:semiHidden="1" w:uiPriority="9" w:unhideWhenUsed="1" w:qFormat="1"/>
+    <w:lsdException w:name="index 1" w:semiHidden="1" w:unhideWhenUsed="1"/>
+    <w:lsdException w:name="index 2" w:semiHidden="1" w:unhideWhenUsed="1"/>
+    <w:lsdException w:name="index 3" w:semiHidden="1" w:unhideWhenUsed="1"/>
+    <w:lsdException w:name="index 4" w:semiHidden="1" w:unhideWhenUsed="1"/>
+    <w:lsdException w:name="index 5" w:semiHidden="1" w:unhideWhenUsed="1"/>
+    <w:lsdException w:name="index 6" w:semiHidden="1" w:unhideWhenUsed="1"/>
+    <w:lsdException w:name="index 7" w:semiHidden="1" w:unhideWhenUsed="1"/>
+    <w:lsdException w:name="index 8" w:semiHidden="1" w:unhideWhenUsed="1"/>
+    <w:lsdException w:name="index 9" w:semiHidden="1" w:unhideWhenUsed="1"/>
+    <w:lsdException w:name="toc 1" w:semiHidden="1" w:uiPriority="39" w:unhideWhenUsed="1"/>
+    <w:lsdException w:name="toc 2" w:semiHidden="1" w:uiPriority="39" w:unhideWhenUsed="1"/>
+    <w:lsdException w:name="toc 3" w:semiHidden="1" w:uiPriority="39" w:unhideWhenUsed="1"/>
+    <w:lsdException w:name="toc 4" w:semiHidden="1" w:uiPriority="39" w:unhideWhenUsed="1"/>
+    <w:lsdException w:name="toc 5" w:semiHidden="1" w:uiPriority="39" w:unhideWhenUsed="1"/>
+    <w:lsdException w:name="toc 6" w:semiHidden="1" w:uiPriority="39" w:unhideWhenUsed="1"/>
+    <w:lsdException w:name="toc 7" w:semiHidden="1" w:uiPriority="39" w:unhideWhenUsed="1"/>
+    <w:lsdException w:name="toc 8" w:semiHidden="1" w:uiPriority="39" w:unhideWhenUsed="1"/>
+    <w:lsdException w:name="toc 9" w:semiHidden="1" w:uiPriority="39" w:unhideWhenUsed="1"/>
+    <w:lsdException w:name="Normal Indent" w:semiHidden="1" w:unhideWhenUsed="1"/>
+    <w:lsdException w:name="footnote text" w:semiHidden="1" w:unhideWhenUsed="1"/>
+    <w:lsdException w:name="annotation text" w:semiHidden="1" w:unhideWhenUsed="1"/>
+    <w:lsdException w:name="header" w:semiHidden="1" w:unhideWhenUsed="1"/>
+    <w:lsdException w:name="footer" w:semiHidden="1" w:uiPriority="0" w:unhideWhenUsed="1"/>
+    <w:lsdException w:name="index heading" w:semiHidden="1" w:unhideWhenUsed="1"/>
+    <w:lsdException w:name="caption" w:semiHidden="1" w:uiPriority="35" w:unhideWhenUsed="1" w:qFormat="1"/>
+    <w:lsdException w:name="table of figures" w:semiHidden="1" w:unhideWhenUsed="1"/>
+    <w:lsdException w:name="envelope address" w:semiHidden="1" w:unhideWhenUsed="1"/>
+    <w:lsdException w:name="envelope return" w:semiHidden="1" w:unhideWhenUsed="1"/>
+    <w:lsdException w:name="footnote reference" w:semiHidden="1" w:unhideWhenUsed="1"/>
+    <w:lsdException w:name="annotation reference" w:semiHidden="1" w:unhideWhenUsed="1"/>
+    <w:lsdException w:name="line number" w:semiHidden="1" w:unhideWhenUsed="1"/>
+    <w:lsdException w:name="page number" w:semiHidden="1" w:unhideWhenUsed="1"/>
+    <w:lsdException w:name="endnote reference" w:semiHidden="1" w:unhideWhenUsed="1"/>
+    <w:lsdException w:name="endnote text" w:semiHidden="1" w:unhideWhenUsed="1"/>
+    <w:lsdException w:name="table of authorities" w:semiHidden="1" w:unhideWhenUsed="1"/>
+    <w:lsdException w:name="macro" w:semiHidden="1" w:unhideWhenUsed="1"/>
+    <w:lsdException w:name="toa heading" w:semiHidden="1" w:unhideWhenUsed="1"/>
+    <w:lsdException w:name="List" w:semiHidden="1" w:unhideWhenUsed="1"/>
+    <w:lsdException w:name="List Bullet" w:semiHidden="1" w:unhideWhenUsed="1"/>
+    <w:lsdException w:name="List Number" w:semiHidden="1" w:unhideWhenUsed="1"/>
+    <w:lsdException w:name="List 2" w:semiHidden="1" w:unhideWhenUsed="1"/>
+    <w:lsdException w:name="List 3" w:semiHidden="1" w:unhideWhenUsed="1"/>
+    <w:lsdException w:name="List 4" w:semiHidden="1" w:unhideWhenUsed="1"/>
+    <w:lsdException w:name="List 5" w:semiHidden="1" w:unhideWhenUsed="1"/>
+    <w:lsdException w:name="List Bullet 2" w:semiHidden="1" w:unhideWhenUsed="1"/>
+    <w:lsdException w:name="List Bullet 3" w:semiHidden="1" w:unhideWhenUsed="1"/>
+    <w:lsdException w:name="List Bullet 4" w:semiHidden="1" w:unhideWhenUsed="1"/>
+    <w:lsdException w:name="List Bullet 5" w:semiHidden="1" w:unhideWhenUsed="1"/>
+    <w:lsdException w:name="List Number 2" w:semiHidden="1" w:unhideWhenUsed="1"/>
+    <w:lsdException w:name="List Number 3" w:semiHidden="1" w:unhideWhenUsed="1"/>
+    <w:lsdException w:name="List Number 4" w:semiHidden="1" w:unhideWhenUsed="1"/>
+    <w:lsdException w:name="List Number 5" w:semiHidden="1" w:unhideWhenUsed="1"/>
+    <w:lsdException w:name="Title" w:uiPriority="10" w:qFormat="1"/>
+    <w:lsdException w:name="Closing" w:semiHidden="1" w:unhideWhenUsed="1"/>
+    <w:lsdException w:name="Signature" w:semiHidden="1" w:unhideWhenUsed="1"/>
+    <w:lsdException w:name="Default Paragraph Font" w:semiHidden="1" w:uiPriority="1" w:unhideWhenUsed="1"/>
+    <w:lsdException w:name="Body Text" w:semiHidden="1" w:uiPriority="0" w:unhideWhenUsed="1"/>
+    <w:lsdException w:name="Body Text Indent" w:semiHidden="1" w:unhideWhenUsed="1"/>
+    <w:lsdException w:name="List Continue" w:semiHidden="1" w:unhideWhenUsed="1"/>
+    <w:lsdException w:name="List Continue 2" w:semiHidden="1" w:unhideWhenUsed="1"/>
+    <w:lsdException w:name="List Continue 3" w:semiHidden="1" w:unhideWhenUsed="1"/>
+    <w:lsdException w:name="List Continue 4" w:semiHidden="1" w:unhideWhenUsed="1"/>
+    <w:lsdException w:name="List Continue 5" w:semiHidden="1" w:unhideWhenUsed="1"/>
+    <w:lsdException w:name="Message Header" w:semiHidden="1" w:unhideWhenUsed="1"/>
+    <w:lsdException w:name="Subtitle" w:uiPriority="0" w:qFormat="1"/>
+    <w:lsdException w:name="Salutation" w:semiHidden="1" w:unhideWhenUsed="1"/>
+    <w:lsdException w:name="Date" w:semiHidden="1" w:unhideWhenUsed="1"/>
+    <w:lsdException w:name="Body Text First Indent" w:semiHidden="1" w:unhideWhenUsed="1"/>
+    <w:lsdException w:name="Body Text First Indent 2" w:semiHidden="1" w:unhideWhenUsed="1"/>
+    <w:lsdException w:name="Note Heading" w:semiHidden="1" w:unhideWhenUsed="1"/>
+    <w:lsdException w:name="Body Text 2" w:semiHidden="1" w:unhideWhenUsed="1"/>
+    <w:lsdException w:name="Body Text 3" w:semiHidden="1" w:unhideWhenUsed="1"/>
+    <w:lsdException w:name="Body Text Indent 2" w:semiHidden="1" w:unhideWhenUsed="1"/>
+    <w:lsdException w:name="Body Text Indent 3" w:semiHidden="1" w:unhideWhenUsed="1"/>
+    <w:lsdException w:name="Block Text" w:semiHidden="1" w:unhideWhenUsed="1"/>
+    <w:lsdException w:name="Hyperlink" w:semiHidden="1" w:unhideWhenUsed="1"/>
+    <w:lsdException w:name="FollowedHyperlink" w:semiHidden="1" w:unhideWhenUsed="1"/>
+    <w:lsdException w:name="Strong" w:uiPriority="0" w:qFormat="1"/>
+    <w:lsdException w:name="Emphasis" w:uiPriority="20" w:qFormat="1"/>
+    <w:lsdException w:name="Document Map" w:semiHidden="1" w:unhideWhenUsed="1"/>
+    <w:lsdException w:name="Plain Text" w:semiHidden="1" w:unhideWhenUsed="1"/>
+    <w:lsdException w:name="E-mail Signature" w:semiHidden="1" w:unhideWhenUsed="1"/>
+    <w:lsdException w:name="HTML Top of Form" w:semiHidden="1" w:unhideWhenUsed="1"/>
+    <w:lsdException w:name="HTML Bottom of Form" w:semiHidden="1" w:unhideWhenUsed="1"/>
+    <w:lsdException w:name="Normal (Web)" w:semiHidden="1" w:unhideWhenUsed="1"/>
+    <w:lsdException w:name="HTML Acronym" w:semiHidden="1" w:unhideWhenUsed="1"/>
+    <w:lsdException w:name="HTML Address" w:semiHidden="1" w:unhideWhenUsed="1"/>
+    <w:lsdException w:name="HTML Cite" w:semiHidden="1" w:unhideWhenUsed="1"/>
+    <w:lsdException w:name="HTML Code" w:semiHidden="1" w:unhideWhenUsed="1"/>
+    <w:lsdException w:name="HTML Definition" w:semiHidden="1" w:unhideWhenUsed="1"/>
+    <w:lsdException w:name="HTML Keyboard" w:semiHidden="1" w:unhideWhenUsed="1"/>
+    <w:lsdException w:name="HTML Preformatted" w:semiHidden="1" w:unhideWhenUsed="1"/>
+    <w:lsdException w:name="HTML Sample" w:semiHidden="1" w:unhideWhenUsed="1"/>
+    <w:lsdException w:name="HTML Typewriter" w:semiHidden="1" w:unhideWhenUsed="1"/>
+    <w:lsdException w:name="HTML Variable" w:semiHidden="1" w:unhideWhenUsed="1"/>
+    <w:lsdException w:name="Normal Table" w:semiHidden="1" w:unhideWhenUsed="1"/>
+    <w:lsdException w:name="annotation subject" w:semiHidden="1" w:unhideWhenUsed="1"/>
+    <w:lsdException w:name="No List" w:semiHidden="1" w:unhideWhenUsed="1"/>
+    <w:lsdException w:name="Outline List 1" w:semiHidden="1" w:unhideWhenUsed="1"/>
+    <w:lsdException w:name="Outline List 2" w:semiHidden="1" w:unhideWhenUsed="1"/>
+    <w:lsdException w:name="Outline List 3" w:semiHidden="1" w:unhideWhenUsed="1"/>
+    <w:lsdException w:name="Table Simple 1" w:semiHidden="1" w:unhideWhenUsed="1"/>
+    <w:lsdException w:name="Table Simple 2" w:semiHidden="1" w:unhideWhenUsed="1"/>
+    <w:lsdException w:name="Table Simple 3" w:semiHidden="1" w:unhideWhenUsed="1"/>
+    <w:lsdException w:name="Table Classic 1" w:semiHidden="1" w:unhideWhenUsed="1"/>
+    <w:lsdException w:name="Table Classic 2" w:semiHidden="1" w:unhideWhenUsed="1"/>
+    <w:lsdException w:name="Table Classic 3" w:semiHidden="1" w:unhideWhenUsed="1"/>
+    <w:lsdException w:name="Table Classic 4" w:semiHidden="1" w:unhideWhenUsed="1"/>
+    <w:lsdException w:name="Table Colorful 1" w:semiHidden="1" w:unhideWhenUsed="1"/>
+    <w:lsdException w:name="Table Colorful 2" w:semiHidden="1" w:unhideWhenUsed="1"/>
+    <w:lsdException w:name="Table Colorful 3" w:semiHidden="1" w:unhideWhenUsed="1"/>
+    <w:lsdException w:name="Table Columns 1" w:semiHidden="1" w:unhideWhenUsed="1"/>
+    <w:lsdException w:name="Table Columns 2" w:semiHidden="1" w:unhideWhenUsed="1"/>
+    <w:lsdException w:name="Table Columns 3" w:semiHidden="1" w:unhideWhenUsed="1"/>
+    <w:lsdException w:name="Table Columns 4" w:semiHidden="1" w:unhideWhenUsed="1"/>
+    <w:lsdException w:name="Table Columns 5" w:semiHidden="1" w:unhideWhenUsed="1"/>
+    <w:lsdException w:name="Table Grid 1" w:semiHidden="1" w:unhideWhenUsed="1"/>
+    <w:lsdException w:name="Table Grid 2" w:semiHidden="1" w:unhideWhenUsed="1"/>
+    <w:lsdException w:name="Table Grid 3" w:semiHidden="1" w:unhideWhenUsed="1"/>
+    <w:lsdException w:name="Table Grid 4" w:semiHidden="1" w:unhideWhenUsed="1"/>
+    <w:lsdException w:name="Table Grid 5" w:semiHidden="1" w:unhideWhenUsed="1"/>
+    <w:lsdException w:name="Table Grid 6" w:semiHidden="1" w:unhideWhenUsed="1"/>
+    <w:lsdException w:name="Table Grid 7" w:semiHidden="1" w:unhideWhenUsed="1"/>
+    <w:lsdException w:name="Table Grid 8" w:semiHidden="1" w:unhideWhenUsed="1"/>
+    <w:lsdException w:name="Table List 1" w:semiHidden="1" w:unhideWhenUsed="1"/>
+    <w:lsdException w:name="Table List 2" w:semiHidden="1" w:unhideWhenUsed="1"/>
+    <w:lsdException w:name="Table List 3" w:semiHidden="1" w:unhideWhenUsed="1"/>
+    <w:lsdException w:name="Table List 4" w:semiHidden="1" w:unhideWhenUsed="1"/>
+    <w:lsdException w:name="Table List 5" w:semiHidden="1" w:unhideWhenUsed="1"/>
+    <w:lsdException w:name="Table List 6" w:semiHidden="1" w:unhideWhenUsed="1"/>
+    <w:lsdException w:name="Table List 7" w:semiHidden="1" w:unhideWhenUsed="1"/>
+    <w:lsdException w:name="Table List 8" w:semiHidden="1" w:unhideWhenUsed="1"/>
+    <w:lsdException w:name="Table 3D effects 1" w:semiHidden="1" w:unhideWhenUsed="1"/>
+    <w:lsdException w:name="Table 3D effects 2" w:semiHidden="1" w:unhideWhenUsed="1"/>
+    <w:lsdException w:name="Table 3D effects 3" w:semiHidden="1" w:unhideWhenUsed="1"/>
+    <w:lsdException w:name="Table Contemporary" w:semiHidden="1" w:unhideWhenUsed="1"/>
+    <w:lsdException w:name="Table Elegant" w:semiHidden="1" w:unhideWhenUsed="1"/>
+    <w:lsdException w:name="Table Professional" w:semiHidden="1" w:unhideWhenUsed="1"/>
+    <w:lsdException w:name="Table Subtle 1" w:semiHidden="1" w:unhideWhenUsed="1"/>
+    <w:lsdException w:name="Table Subtle 2" w:semiHidden="1" w:unhideWhenUsed="1"/>
+    <w:lsdException w:name="Table Web 1" w:semiHidden="1" w:unhideWhenUsed="1"/>
+    <w:lsdException w:name="Table Web 2" w:semiHidden="1" w:unhideWhenUsed="1"/>
+    <w:lsdException w:name="Table Web 3" w:semiHidden="1" w:unhideWhenUsed="1"/>
+    <w:lsdException w:name="Balloon Text" w:semiHidden="1" w:unhideWhenUsed="1"/>
+    <w:lsdException w:name="Table Grid" w:uiPriority="59"/>
+    <w:lsdException w:name="Table Theme" w:semiHidden="1" w:unhideWhenUsed="1"/>
+    <w:lsdException w:name="Placeholder Text" w:semiHidden="1"/>
+    <w:lsdException w:name="No Spacing" w:uiPriority="1" w:qFormat="1"/>
+    <w:lsdException w:name="Light Shading" w:uiPriority="60"/>
+    <w:lsdException w:name="Light List" w:uiPriority="61"/>
+    <w:lsdException w:name="Light Grid" w:uiPriority="62"/>
+    <w:lsdException w:name="Medium Shading 1" w:uiPriority="63"/>
+    <w:lsdException w:name="Medium Shading 2" w:uiPriority="64"/>
+    <w:lsdException w:name="Medium List 1" w:uiPriority="65"/>
+    <w:lsdException w:name="Medium List 2" w:uiPriority="66"/>
+    <w:lsdException w:name="Medium Grid 1" w:uiPriority="67"/>
+    <w:lsdException w:name="Medium Grid 2" w:uiPriority="68"/>
+    <w:lsdException w:name="Medium Grid 3" w:uiPriority="69"/>
+    <w:lsdException w:name="Dark List" w:uiPriority="70"/>
+    <w:lsdException w:name="Colorful Shading" w:uiPriority="71"/>
+    <w:lsdException w:name="Colorful List" w:uiPriority="72"/>
+    <w:lsdException w:name="Colorful Grid" w:uiPriority="73"/>
+    <w:lsdException w:name="Light Shading Accent 1" w:uiPriority="60"/>
+    <w:lsdException w:name="Light List Accent 1" w:uiPriority="61"/>
+    <w:lsdException w:name="Light Grid Accent 1" w:uiPriority="62"/>
+    <w:lsdException w:name="Medium Shading 1 Accent 1" w:uiPriority="63"/>
+    <w:lsdException w:name="Medium Shading 2 Accent 1" w:uiPriority="64"/>
+    <w:lsdException w:name="Medium List 1 Accent 1" w:uiPriority="65"/>
+    <w:lsdException w:name="Revision" w:semiHidden="1"/>
+    <w:lsdException w:name="List Paragraph" w:uiPriority="34" w:qFormat="1"/>
+    <w:lsdException w:name="Quote" w:uiPriority="29" w:qFormat="1"/>
+    <w:lsdException w:name="Intense Quote" w:uiPriority="30" w:qFormat="1"/>
+    <w:lsdException w:name="Medium List 2 Accent 1" w:uiPriority="66"/>
+    <w:lsdException w:name="Medium Grid 1 Accent 1" w:uiPriority="67"/>
+    <w:lsdException w:name="Medium Grid 2 Accent 1" w:uiPriority="68"/>
+    <w:lsdException w:name="Medium Grid 3 Accent 1" w:uiPriority="69"/>
+    <w:lsdException w:name="Dark List Accent 1" w:uiPriority="70"/>
+    <w:lsdException w:name="Colorful Shading Accent 1" w:uiPriority="71"/>
+    <w:lsdException w:name="Colorful List Accent 1" w:uiPriority="72"/>
+    <w:lsdException w:name="Colorful Grid Accent 1" w:uiPriority="73"/>
+    <w:lsdException w:name="Light Shading Accent 2" w:uiPriority="60"/>
+    <w:lsdException w:name="Light List Accent 2" w:uiPriority="61"/>
+    <w:lsdException w:name="Light Grid Accent 2" w:uiPriority="62"/>
+    <w:lsdException w:name="Medium Shading 1 Accent 2" w:uiPriority="63"/>
+    <w:lsdException w:name="Medium Shading 2 Accent 2" w:uiPriority="64"/>
+    <w:lsdException w:name="Medium List 1 Accent 2" w:uiPriority="65"/>
+    <w:lsdException w:name="Medium List 2 Accent 2" w:uiPriority="66"/>
+    <w:lsdException w:name="Medium Grid 1 Accent 2" w:uiPriority="67"/>
+    <w:lsdException w:name="Medium Grid 2 Accent 2" w:uiPriority="68"/>
+    <w:lsdException w:name="Medium Grid 3 Accent 2" w:uiPriority="69"/>
+    <w:lsdException w:name="Dark List Accent 2" w:uiPriority="70"/>
+    <w:lsdException w:name="Colorful Shading Accent 2" w:uiPriority="71"/>
+    <w:lsdException w:name="Colorful List Accent 2" w:uiPriority="72"/>
+    <w:lsdException w:name="Colorful Grid Accent 2" w:uiPriority="73"/>
+    <w:lsdException w:name="Light Shading Accent 3" w:uiPriority="60"/>
+    <w:lsdException w:name="Light List Accent 3" w:uiPriority="61"/>
+    <w:lsdException w:name="Light Grid Accent 3" w:uiPriority="62"/>
+    <w:lsdException w:name="Medium Shading 1 Accent 3" w:uiPriority="63"/>
+    <w:lsdException w:name="Medium Shading 2 Accent 3" w:uiPriority="64"/>
+    <w:lsdException w:name="Medium List 1 Accent 3" w:uiPriority="65"/>
+    <w:lsdException w:name="Medium List 2 Accent 3" w:uiPriority="66"/>
+    <w:lsdException w:name="Medium Grid 1 Accent 3" w:uiPriority="67"/>
+    <w:lsdException w:name="Medium Grid 2 Accent 3" w:uiPriority="68"/>
+    <w:lsdException w:name="Medium Grid 3 Accent 3" w:uiPriority="69"/>
+    <w:lsdException w:name="Dark List Accent 3" w:uiPriority="70"/>
+    <w:lsdException w:name="Colorful Shading Accent 3" w:uiPriority="71"/>
+    <w:lsdException w:name="Colorful List Accent 3" w:uiPriority="72"/>
+    <w:lsdException w:name="Colorful Grid Accent 3" w:uiPriority="73"/>
+    <w:lsdException w:name="Light Shading Accent 4" w:uiPriority="60"/>
+    <w:lsdException w:name="Light List Accent 4" w:uiPriority="61"/>
+    <w:lsdException w:name="Light Grid Accent 4" w:uiPriority="62"/>
+    <w:lsdException w:name="Medium Shading 1 Accent 4" w:uiPriority="63"/>
+    <w:lsdException w:name="Medium Shading 2 Accent 4" w:uiPriority="64"/>
+    <w:lsdException w:name="Medium List 1 Accent 4" w:uiPriority="65"/>
+    <w:lsdException w:name="Medium List 2 Accent 4" w:uiPriority="66"/>
+    <w:lsdException w:name="Medium Grid 1 Accent 4" w:uiPriority="67"/>
+    <w:lsdException w:name="Medium Grid 2 Accent 4" w:uiPriority="68"/>
+    <w:lsdException w:name="Medium Grid 3 Accent 4" w:uiPriority="69"/>
+    <w:lsdException w:name="Dark List Accent 4" w:uiPriority="70"/>
+    <w:lsdException w:name="Colorful Shading Accent 4" w:uiPriority="71"/>
+    <w:lsdException w:name="Colorful List Accent 4" w:uiPriority="72"/>
+    <w:lsdException w:name="Colorful Grid Accent 4" w:uiPriority="73"/>
+    <w:lsdException w:name="Light Shading Accent 5" w:uiPriority="60"/>
+    <w:lsdException w:name="Light List Accent 5" w:uiPriority="61"/>
+    <w:lsdException w:name="Light Grid Accent 5" w:uiPriority="62"/>
+    <w:lsdException w:name="Medium Shading 1 Accent 5" w:uiPriority="63"/>
+    <w:lsdException w:name="Medium Shading 2 Accent 5" w:uiPriority="64"/>
+    <w:lsdException w:name="Medium List 1 Accent 5" w:uiPriority="65"/>
+    <w:lsdException w:name="Medium List 2 Accent 5" w:uiPriority="66"/>
+    <w:lsdException w:name="Medium Grid 1 Accent 5" w:uiPriority="67"/>
+    <w:lsdException w:name="Medium Grid 2 Accent 5" w:uiPriority="68"/>
+    <w:lsdException w:name="Medium Grid 3 Accent 5" w:uiPriority="69"/>
+    <w:lsdException w:name="Dark List Accent 5" w:uiPriority="70"/>
+    <w:lsdException w:name="Colorful Shading Accent 5" w:uiPriority="71"/>
+    <w:lsdException w:name="Colorful List Accent 5" w:uiPriority="72"/>
+    <w:lsdException w:name="Colorful Grid Accent 5" w:uiPriority="73"/>
+    <w:lsdException w:name="Light Shading Accent 6" w:uiPriority="60"/>
+    <w:lsdException w:name="Light List Accent 6" w:uiPriority="61"/>
+    <w:lsdException w:name="Light Grid Accent 6" w:uiPriority="62"/>
+    <w:lsdException w:name="Medium Shading 1 Accent 6" w:uiPriority="63"/>
+    <w:lsdException w:name="Medium Shading 2 Accent 6" w:uiPriority="64"/>
+    <w:lsdException w:name="Medium List 1 Accent 6" w:uiPriority="65"/>
+    <w:lsdException w:name="Medium List 2 Accent 6" w:uiPriority="66"/>
+    <w:lsdException w:name="Medium Grid 1 Accent 6" w:uiPriority="67"/>
+    <w:lsdException w:name="Medium Grid 2 Accent 6" w:uiPriority="68"/>
+    <w:lsdException w:name="Medium Grid 3 Accent 6" w:uiPriority="69"/>
+    <w:lsdException w:name="Dark List Accent 6" w:uiPriority="70"/>
+    <w:lsdException w:name="Colorful Shading Accent 6" w:uiPriority="71"/>
+    <w:lsdException w:name="Colorful List Accent 6" w:uiPriority="72"/>
+    <w:lsdException w:name="Colorful Grid Accent 6" w:uiPriority="73"/>
+    <w:lsdException w:name="Subtle Emphasis" w:uiPriority="19" w:qFormat="1"/>
+    <w:lsdException w:name="Intense Emphasis" w:uiPriority="21" w:qFormat="1"/>
+    <w:lsdException w:name="Subtle Reference" w:uiPriority="31" w:qFormat="1"/>
+    <w:lsdException w:name="Intense Reference" w:uiPriority="32" w:qFormat="1"/>
+    <w:lsdException w:name="Book Title" w:uiPriority="33" w:qFormat="1"/>
+    <w:lsdException w:name="Bibliography" w:semiHidden="1" w:uiPriority="37" w:unhideWhenUsed="1"/>
+    <w:lsdException w:name="TOC Heading" w:semiHidden="1" w:uiPriority="39" w:unhideWhenUsed="1" w:qFormat="1"/>
+    <w:lsdException w:name="Plain Table 1" w:uiPriority="41"/>
+    <w:lsdException w:name="Plain Table 2" w:uiPriority="42"/>
+    <w:lsdException w:name="Plain Table 3" w:uiPriority="43"/>
+    <w:lsdException w:name="Plain Table 4" w:uiPriority="44"/>
+    <w:lsdException w:name="Plain Table 5" w:uiPriority="45"/>
+    <w:lsdException w:name="Grid Table Light" w:uiPriority="40"/>
+    <w:lsdException w:name="Grid Table 1 Light" w:uiPriority="46"/>
+    <w:lsdException w:name="Grid Table 2" w:uiPriority="47"/>
+    <w:lsdException w:name="Grid Table 3" w:uiPriority="48"/>
+    <w:lsdException w:name="Grid Table 4" w:uiPriority="49"/>
+    <w:lsdException w:name="Grid Table 5 Dark" w:uiPriority="50"/>
+    <w:lsdException w:name="Grid Table 6 Colorful" w:uiPriority="51"/>
+    <w:lsdException w:name="Grid Table 7 Colorful" w:uiPriority="52"/>
+    <w:lsdException w:name="Grid Table 1 Light Accent 1" w:uiPriority="46"/>
+    <w:lsdException w:name="Grid Table 2 Accent 1" w:uiPriority="47"/>
+    <w:lsdException w:name="Grid Table 3 Accent 1" w:uiPriority="48"/>
+    <w:lsdException w:name="Grid Table 4 Accent 1" w:uiPriority="49"/>
+    <w:lsdException w:name="Grid Table 5 Dark Accent 1" w:uiPriority="50"/>
+    <w:lsdException w:name="Grid Table 6 Colorful Accent 1" w:uiPriority="51"/>
+    <w:lsdException w:name="Grid Table 7 Colorful Accent 1" w:uiPriority="52"/>
+    <w:lsdException w:name="Grid Table 1 Light Accent 2" w:uiPriority="46"/>
+    <w:lsdException w:name="Grid Table 2 Accent 2" w:uiPriority="47"/>
+    <w:lsdException w:name="Grid Table 3 Accent 2" w:uiPriority="48"/>
+    <w:lsdException w:name="Grid Table 4 Accent 2" w:uiPriority="49"/>
+    <w:lsdException w:name="Grid Table 5 Dark Accent 2" w:uiPriority="50"/>
+    <w:lsdException w:name="Grid Table 6 Colorful Accent 2" w:uiPriority="51"/>
+    <w:lsdException w:name="Grid Table 7 Colorful Accent 2" w:uiPriority="52"/>
+    <w:lsdException w:name="Grid Table 1 Light Accent 3" w:uiPriority="46"/>
+    <w:lsdException w:name="Grid Table 2 Accent 3" w:uiPriority="47"/>
+    <w:lsdException w:name="Grid Table 3 Accent 3" w:uiPriority="48"/>
+    <w:lsdException w:name="Grid Table 4 Accent 3" w:uiPriority="49"/>
+    <w:lsdException w:name="Grid Table 5 Dark Accent 3" w:uiPriority="50"/>
+    <w:lsdException w:name="Grid Table 6 Colorful Accent 3" w:uiPriority="51"/>
+    <w:lsdException w:name="Grid Table 7 Colorful Accent 3" w:uiPriority="52"/>
+    <w:lsdException w:name="Grid Table 1 Light Accent 4" w:uiPriority="46"/>
+    <w:lsdException w:name="Grid Table 2 Accent 4" w:uiPriority="47"/>
+    <w:lsdException w:name="Grid Table 3 Accent 4" w:uiPriority="48"/>
+    <w:lsdException w:name="Grid Table 4 Accent 4" w:uiPriority="49"/>
+    <w:lsdException w:name="Grid Table 5 Dark Accent 4" w:uiPriority="50"/>
+    <w:lsdException w:name="Grid Table 6 Colorful Accent 4" w:uiPriority="51"/>
+    <w:lsdException w:name="Grid Table 7 Colorful Accent 4" w:uiPriority="52"/>
+    <w:lsdException w:name="Grid Table 1 Light Accent 5" w:uiPriority="46"/>
+    <w:lsdException w:name="Grid Table 2 Accent 5" w:uiPriority="47"/>
+    <w:lsdException w:name="Grid Table 3 Accent 5" w:uiPriority="48"/>
+    <w:lsdException w:name="Grid Table 4 Accent 5" w:uiPriority="49"/>
+    <w:lsdException w:name="Grid Table 5 Dark Accent 5" w:uiPriority="50"/>
+    <w:lsdException w:name="Grid Table 6 Colorful Accent 5" w:uiPriority="51"/>
+    <w:lsdException w:name="Grid Table 7 Colorful Accent 5" w:uiPriority="52"/>
+    <w:lsdException w:name="Grid Table 1 Light Accent 6" w:uiPriority="46"/>
+    <w:lsdException w:name="Grid Table 2 Accent 6" w:uiPriority="47"/>
+    <w:lsdException w:name="Grid Table 3 Accent 6" w:uiPriority="48"/>
+    <w:lsdException w:name="Grid Table 4 Accent 6" w:uiPriority="49"/>
+    <w:lsdException w:name="Grid Table 5 Dark Accent 6" w:uiPriority="50"/>
+    <w:lsdException w:name="Grid Table 6 Colorful Accent 6" w:uiPriority="51"/>
+    <w:lsdException w:name="Grid Table 7 Colorful Accent 6" w:uiPriority="52"/>
+    <w:lsdException w:name="List Table 1 Light" w:uiPriority="46"/>
+    <w:lsdException w:name="List Table 2" w:uiPriority="47"/>
+    <w:lsdException w:name="List Table 3" w:uiPriority="48"/>
+    <w:lsdException w:name="List Table 4" w:uiPriority="49"/>
+    <w:lsdException w:name="List Table 5 Dark" w:uiPriority="50"/>
+    <w:lsdException w:name="List Table 6 Colorful" w:uiPriority="51"/>
+    <w:lsdException w:name="List Table 7 Colorful" w:uiPriority="52"/>
+    <w:lsdException w:name="List Table 1 Light Accent 1" w:uiPriority="46"/>
+    <w:lsdException w:name="List Table 2 Accent 1" w:uiPriority="47"/>
+    <w:lsdException w:name="List Table 3 Accent 1" w:uiPriority="48"/>
+    <w:lsdException w:name="List Table 4 Accent 1" w:uiPriority="49"/>
+    <w:lsdException w:name="List Table 5 Dark Accent 1" w:uiPriority="50"/>
+    <w:lsdException w:name="List Table 6 Colorful Accent 1" w:uiPriority="51"/>
+    <w:lsdException w:name="List Table 7 Colorful Accent 1" w:uiPriority="52"/>
+    <w:lsdException w:name="List Table 1 Light Accent 2" w:uiPriority="46"/>
+    <w:lsdException w:name="List Table 2 Accent 2" w:uiPriority="47"/>
+    <w:lsdException w:name="List Table 3 Accent 2" w:uiPriority="48"/>
+    <w:lsdException w:name="List Table 4 Accent 2" w:uiPriority="49"/>
+    <w:lsdException w:name="List Table 5 Dark Accent 2" w:uiPriority="50"/>
+    <w:lsdException w:name="List Table 6 Colorful Accent 2" w:uiPriority="51"/>
+    <w:lsdException w:name="List Table 7 Colorful Accent 2" w:uiPriority="52"/>
+    <w:lsdException w:name="List Table 1 Light Accent 3" w:uiPriority="46"/>
+    <w:lsdException w:name="List Table 2 Accent 3" w:uiPriority="47"/>
+    <w:lsdException w:name="List Table 3 Accent 3" w:uiPriority="48"/>
+    <w:lsdException w:name="List Table 4 Accent 3" w:uiPriority="49"/>
+    <w:lsdException w:name="List Table 5 Dark Accent 3" w:uiPriority="50"/>
+    <w:lsdException w:name="List Table 6 Colorful Accent 3" w:uiPriority="51"/>
+    <w:lsdException w:name="List Table 7 Colorful Accent 3" w:uiPriority="52"/>
+    <w:lsdException w:name="List Table 1 Light Accent 4" w:uiPriority="46"/>
+    <w:lsdException w:name="List Table 2 Accent 4" w:uiPriority="47"/>
+    <w:lsdException w:name="List Table 3 Accent 4" w:uiPriority="48"/>
+    <w:lsdException w:name="List Table 4 Accent 4" w:uiPriority="49"/>
+    <w:lsdException w:name="List Table 5 Dark Accent 4" w:uiPriority="50"/>
+    <w:lsdException w:name="List Table 6 Colorful Accent 4" w:uiPriority="51"/>
+    <w:lsdException w:name="List Table 7 Colorful Accent 4" w:uiPriority="52"/>
+    <w:lsdException w:name="List Table 1 Light Accent 5" w:uiPriority="46"/>
+    <w:lsdException w:name="List Table 2 Accent 5" w:uiPriority="47"/>
+    <w:lsdException w:name="List Table 3 Accent 5" w:uiPriority="48"/>
+    <w:lsdException w:name="List Table 4 Accent 5" w:uiPriority="49"/>
+    <w:lsdException w:name="List Table 5 Dark Accent 5" w:uiPriority="50"/>
+    <w:lsdException w:name="List Table 6 Colorful Accent 5" w:uiPriority="51"/>
+    <w:lsdException w:name="List Table 7 Colorful Accent 5" w:uiPriority="52"/>
+    <w:lsdException w:name="List Table 1 Light Accent 6" w:uiPriority="46"/>
+    <w:lsdException w:name="List Table 2 Accent 6" w:uiPriority="47"/>
+    <w:lsdException w:name="List Table 3 Accent 6" w:uiPriority="48"/>
+    <w:lsdException w:name="List Table 4 Accent 6" w:uiPriority="49"/>
+    <w:lsdException w:name="List Table 5 Dark Accent 6" w:uiPriority="50"/>
+    <w:lsdException w:name="List Table 6 Colorful Accent 6" w:uiPriority="51"/>
+    <w:lsdException w:name="List Table 7 Colorful Accent 6" w:uiPriority="52"/>
+    <w:lsdException w:name="Mention" w:semiHidden="1" w:unhideWhenUsed="1"/>
+    <w:lsdException w:name="Smart Hyperlink" w:semiHidden="1" w:unhideWhenUsed="1"/>
+    <w:lsdException w:name="Hashtag" w:semiHidden="1" w:unhideWhenUsed="1"/>
+    <w:lsdException w:name="Unresolved Mention" w:semiHidden="1" w:unhideWhenUsed="1"/>
+    <w:lsdException w:name="Smart Link" w:semiHidden="1" w:unhideWhenUsed="1"/>
   </w:latentStyles>
   <w:style w:type="paragraph" w:default="1" w:styleId="Normal">
     <w:name w:val="Normal"/>
@@ -5705,7 +5737,7 @@
       <w:szCs w:val="24"/>
     </w:rPr>
   </w:style>
-  <w:style w:type="character" w:styleId="Textoennegrita">
+  <w:style w:type="character" w:styleId="Fuerte">
     <w:name w:val="Strong"/>
     <w:qFormat/>
     <w:rsid w:val="0025133F"/>

--- a/Entregables/Formato 5 Evaluación tutor académico.docx
+++ b/Entregables/Formato 5 Evaluación tutor académico.docx
@@ -663,16 +663,16 @@
           <w:b/>
           <w:sz w:val="18"/>
           <w:szCs w:val="18"/>
-          <w:lang w:val="pt-PT"/>
-        </w:rPr>
-      </w:pPr>
-      <w:r>
-        <w:rPr>
-          <w:rFonts w:ascii="Times New Roman" w:hAnsi="Times New Roman"/>
-          <w:b/>
-          <w:sz w:val="18"/>
-          <w:szCs w:val="18"/>
-          <w:lang w:val="pt-PT"/>
+          <w:lang w:val="es-EC"/>
+        </w:rPr>
+      </w:pPr>
+      <w:r>
+        <w:rPr>
+          <w:rFonts w:ascii="Times New Roman" w:hAnsi="Times New Roman"/>
+          <w:b/>
+          <w:sz w:val="18"/>
+          <w:szCs w:val="18"/>
+          <w:lang w:val="es-EC"/>
         </w:rPr>
         <w:t>CARRERA</w:t>
       </w:r>
@@ -682,7 +682,7 @@
           <w:b/>
           <w:sz w:val="20"/>
           <w:szCs w:val="20"/>
-          <w:lang w:val="pt-PT"/>
+          <w:lang w:val="es-EC"/>
         </w:rPr>
         <w:t>:</w:t>
       </w:r>
@@ -692,7 +692,7 @@
           <w:b/>
           <w:sz w:val="18"/>
           <w:szCs w:val="18"/>
-          <w:lang w:val="pt-PT"/>
+          <w:lang w:val="es-EC"/>
         </w:rPr>
         <w:t xml:space="preserve"> </w:t>
       </w:r>
@@ -701,7 +701,7 @@
           <w:rFonts w:ascii="Times New Roman" w:hAnsi="Times New Roman"/>
           <w:sz w:val="18"/>
           <w:szCs w:val="18"/>
-          <w:lang w:val="pt-PT"/>
+          <w:lang w:val="es-EC"/>
         </w:rPr>
         <w:t>Software</w:t>
       </w:r>
@@ -716,7 +716,7 @@
           <w:b/>
           <w:sz w:val="18"/>
           <w:szCs w:val="18"/>
-          <w:lang w:val="pt-PT"/>
+          <w:lang w:val="es-EC"/>
         </w:rPr>
       </w:pPr>
     </w:p>
@@ -938,16 +938,7 @@
           <w:szCs w:val="18"/>
           <w:lang w:val="es-EC"/>
         </w:rPr>
-        <w:t>J</w:t>
-      </w:r>
-      <w:r>
-        <w:rPr>
-          <w:rFonts w:ascii="Times New Roman" w:hAnsi="Times New Roman"/>
-          <w:sz w:val="18"/>
-          <w:szCs w:val="18"/>
-          <w:lang w:val="es-EC"/>
-        </w:rPr>
-        <w:t>effrey Alexander Manobanda Chabla</w:t>
+        <w:t>Jeffrey Alexander Manobanda Chabla</w:t>
       </w:r>
     </w:p>
     <w:p>
@@ -4638,22 +4629,6 @@
           <w:lang w:val="es-EC"/>
         </w:rPr>
       </w:pPr>
-      <w:r>
-        <w:rPr>
-          <w:rStyle w:val="Refdenotaalpie"/>
-        </w:rPr>
-        <w:footnoteRef/>
-      </w:r>
-      <w:r>
-        <w:t xml:space="preserve"> </w:t>
-      </w:r>
-      <w:r>
-        <w:rPr>
-          <w:b/>
-          <w:lang w:val="es-EC"/>
-        </w:rPr>
-        <w:t>Este campo solo aplica en el caso de que el estudiante haya realizado una ayudantía de cátedra o de investigación.</w:t>
-      </w:r>
     </w:p>
   </w:footnote>
 </w:footnotes>
